--- a/mylabs/lab7/report.docx
+++ b/mylabs/lab7/report.docx
@@ -390,7 +390,7 @@
           <w:i w:val="0"/>
           <w:sz w:val="28"/>
         </w:rPr>
-        <w:t xml:space="preserve">1. Цель и задачи: </w:t>
+        <w:t xml:space="preserve">Цель: </w:t>
       </w:r>
       <w:r>
         <w:rPr>
@@ -400,14 +400,14 @@
           <w:i w:val="0"/>
           <w:sz w:val="28"/>
         </w:rPr>
-        <w:t>провести анализ уязвимостей REST API из лабораторной работы №6 (книжный магазин) и реализовать комплекс защитных механизмов: JWT-аутентификацию с ролевым разграничением доступа (RBAC), хэширование паролей bcrypt, ограничение частоты запросов (rate limiting), заголовки безопасности и настройку CORS.</w:t>
+        <w:t>обеспечение информационной безопасности веб-сервиса за счёт внедрения и конфигурирования механизмов защиты от типовых уязвимостей прикладного уровня путём доработки REST API из лабораторной работы №6.</w:t>
       </w:r>
     </w:p>
     <w:p>
       <w:pPr>
-        <w:spacing w:before="160" w:after="80" w:line="360" w:lineRule="auto"/>
-        <w:ind w:firstLine="0"/>
-        <w:jc w:val="left"/>
+        <w:spacing w:line="360" w:lineRule="auto"/>
+        <w:ind w:firstLine="709"/>
+        <w:jc w:val="both"/>
       </w:pPr>
       <w:r>
         <w:rPr>
@@ -417,15 +417,8 @@
           <w:i w:val="0"/>
           <w:sz w:val="28"/>
         </w:rPr>
-        <w:t>2. Описание исходного API (ЛР №6)</w:t>
+        <w:t xml:space="preserve">Постановка задачи: </w:t>
       </w:r>
-    </w:p>
-    <w:p>
-      <w:pPr>
-        <w:spacing w:before="0" w:after="0" w:line="360" w:lineRule="auto"/>
-        <w:ind w:firstLine="709"/>
-        <w:jc w:val="both"/>
-      </w:pPr>
       <w:r>
         <w:rPr>
           <w:rFonts w:ascii="Times New Roman" w:hAnsi="Times New Roman" w:cs="Times New Roman"/>
@@ -434,14 +427,14 @@
           <w:i w:val="0"/>
           <w:sz w:val="28"/>
         </w:rPr>
-        <w:t>В лабораторной работе №6 разработан REST API для книжного магазина на базе FastAPI. API управляет тремя сущностями: Book, Category, Order. Все эндпоинты были открыты без аутентификации, что создавало следующие архитектурные уязвимости:</w:t>
+        <w:t>доработка REST API книжного магазина путём интеграции не менее пяти механизмов безопасности. Для достижения цели необходимо решить следующие задачи:</w:t>
       </w:r>
     </w:p>
     <w:p>
       <w:pPr>
-        <w:spacing w:line="360" w:lineRule="auto"/>
+        <w:spacing w:before="0" w:after="0" w:line="360" w:lineRule="auto"/>
         <w:ind w:firstLine="0" w:left="709"/>
-        <w:jc w:val="left"/>
+        <w:jc w:val="both"/>
       </w:pPr>
       <w:r>
         <w:rPr>
@@ -451,14 +444,14 @@
           <w:i w:val="0"/>
           <w:sz w:val="28"/>
         </w:rPr>
-        <w:t>— отсутствие аутентификации — любой мог создать, изменить или удалить книгу;</w:t>
+        <w:t>• проанализировать исходный API (ЛР №6) на предмет потенциальных уязвимостей;</w:t>
       </w:r>
     </w:p>
     <w:p>
       <w:pPr>
-        <w:spacing w:line="360" w:lineRule="auto"/>
+        <w:spacing w:before="0" w:after="0" w:line="360" w:lineRule="auto"/>
         <w:ind w:firstLine="0" w:left="709"/>
-        <w:jc w:val="left"/>
+        <w:jc w:val="both"/>
       </w:pPr>
       <w:r>
         <w:rPr>
@@ -468,14 +461,14 @@
           <w:i w:val="0"/>
           <w:sz w:val="28"/>
         </w:rPr>
-        <w:t>— пароли не хранились (не было системы пользователей);</w:t>
+        <w:t>• реализовать санитизацию входных данных (BeforeValidator) для защиты от XSS;</w:t>
       </w:r>
     </w:p>
     <w:p>
       <w:pPr>
-        <w:spacing w:line="360" w:lineRule="auto"/>
+        <w:spacing w:before="0" w:after="0" w:line="360" w:lineRule="auto"/>
         <w:ind w:firstLine="0" w:left="709"/>
-        <w:jc w:val="left"/>
+        <w:jc w:val="both"/>
       </w:pPr>
       <w:r>
         <w:rPr>
@@ -485,14 +478,14 @@
           <w:i w:val="0"/>
           <w:sz w:val="28"/>
         </w:rPr>
-        <w:t>— не было ограничений на частоту запросов (DoS-уязвимость);</w:t>
+        <w:t>• реализовать JWT-аутентификацию (HS256) без внешних зависимостей;</w:t>
       </w:r>
     </w:p>
     <w:p>
       <w:pPr>
-        <w:spacing w:line="360" w:lineRule="auto"/>
+        <w:spacing w:before="0" w:after="0" w:line="360" w:lineRule="auto"/>
         <w:ind w:firstLine="0" w:left="709"/>
-        <w:jc w:val="left"/>
+        <w:jc w:val="both"/>
       </w:pPr>
       <w:r>
         <w:rPr>
@@ -502,14 +495,14 @@
           <w:i w:val="0"/>
           <w:sz w:val="28"/>
         </w:rPr>
-        <w:t>— отсутствие заголовков безопасности (X-Frame-Options, CSP и др.);</w:t>
+        <w:t>• реализовать ролевое разграничение доступа RBAC (роли admin и user);</w:t>
       </w:r>
     </w:p>
     <w:p>
       <w:pPr>
-        <w:spacing w:line="360" w:lineRule="auto"/>
+        <w:spacing w:before="0" w:after="0" w:line="360" w:lineRule="auto"/>
         <w:ind w:firstLine="0" w:left="709"/>
-        <w:jc w:val="left"/>
+        <w:jc w:val="both"/>
       </w:pPr>
       <w:r>
         <w:rPr>
@@ -519,7 +512,75 @@
           <w:i w:val="0"/>
           <w:sz w:val="28"/>
         </w:rPr>
-        <w:t>— CORS разрешал запросы с любых источников.</w:t>
+        <w:t>• добавить хеширование паролей с использованием bcrypt;</w:t>
+      </w:r>
+    </w:p>
+    <w:p>
+      <w:pPr>
+        <w:spacing w:before="0" w:after="0" w:line="360" w:lineRule="auto"/>
+        <w:ind w:firstLine="0" w:left="709"/>
+        <w:jc w:val="both"/>
+      </w:pPr>
+      <w:r>
+        <w:rPr>
+          <w:rFonts w:ascii="Times New Roman" w:hAnsi="Times New Roman" w:cs="Times New Roman"/>
+          <w:rFonts w:ascii="Times New Roman" w:hAnsi="Times New Roman"/>
+          <w:b w:val="0"/>
+          <w:i w:val="0"/>
+          <w:sz w:val="28"/>
+        </w:rPr>
+        <w:t>• реализовать Rate Limiting (ограничение до 60 запросов/минуту с одного IP);</w:t>
+      </w:r>
+    </w:p>
+    <w:p>
+      <w:pPr>
+        <w:spacing w:before="0" w:after="0" w:line="360" w:lineRule="auto"/>
+        <w:ind w:firstLine="0" w:left="709"/>
+        <w:jc w:val="both"/>
+      </w:pPr>
+      <w:r>
+        <w:rPr>
+          <w:rFonts w:ascii="Times New Roman" w:hAnsi="Times New Roman" w:cs="Times New Roman"/>
+          <w:rFonts w:ascii="Times New Roman" w:hAnsi="Times New Roman"/>
+          <w:b w:val="0"/>
+          <w:i w:val="0"/>
+          <w:sz w:val="28"/>
+        </w:rPr>
+        <w:t>• добавить защитные HTTP-заголовки (X-Frame-Options, CSP, X-XSS-Protection);</w:t>
+      </w:r>
+    </w:p>
+    <w:p>
+      <w:pPr>
+        <w:spacing w:before="0" w:after="0" w:line="360" w:lineRule="auto"/>
+        <w:ind w:firstLine="0" w:left="709"/>
+        <w:jc w:val="both"/>
+      </w:pPr>
+      <w:r>
+        <w:rPr>
+          <w:rFonts w:ascii="Times New Roman" w:hAnsi="Times New Roman" w:cs="Times New Roman"/>
+          <w:rFonts w:ascii="Times New Roman" w:hAnsi="Times New Roman"/>
+          <w:b w:val="0"/>
+          <w:i w:val="0"/>
+          <w:sz w:val="28"/>
+        </w:rPr>
+        <w:t>• настроить CORS для ограничения разрешённых источников;</w:t>
+      </w:r>
+    </w:p>
+    <w:p>
+      <w:pPr>
+        <w:spacing w:before="0" w:after="0" w:line="360" w:lineRule="auto"/>
+        <w:ind w:firstLine="0" w:left="709"/>
+        <w:jc w:val="both"/>
+      </w:pPr>
+      <w:r>
+        <w:rPr>
+          <w:rFonts w:ascii="Times New Roman" w:hAnsi="Times New Roman" w:cs="Times New Roman"/>
+          <w:rFonts w:ascii="Times New Roman" w:hAnsi="Times New Roman"/>
+          <w:b w:val="0"/>
+          <w:i w:val="0"/>
+          <w:sz w:val="28"/>
+        </w:rPr>
+        <w:t>• провести тестирование всех внедрённых механизмов защиты через Swagger UI.</w:t>
       </w:r>
     </w:p>
     <w:p>
@@ -536,7 +597,228 @@
           <w:i w:val="0"/>
           <w:sz w:val="28"/>
         </w:rPr>
-        <w:t>3. Анализ уязвимостей</w:t>
+        <w:t>Введение</w:t>
+      </w:r>
+    </w:p>
+    <w:p>
+      <w:pPr>
+        <w:spacing w:before="0" w:after="0" w:line="360" w:lineRule="auto"/>
+        <w:ind w:firstLine="709"/>
+        <w:jc w:val="both"/>
+      </w:pPr>
+      <w:r>
+        <w:rPr>
+          <w:rFonts w:ascii="Times New Roman" w:hAnsi="Times New Roman" w:cs="Times New Roman"/>
+          <w:rFonts w:ascii="Times New Roman" w:hAnsi="Times New Roman"/>
+          <w:b w:val="0"/>
+          <w:i w:val="0"/>
+          <w:sz w:val="28"/>
+        </w:rPr>
+        <w:t>В условиях широкого распространения веб-сервисов и микросервисных архитектур вопросы прикладной безопасности приобретают критическое значение уже на раннем этапе разработки. Незащищённый REST API становится потенциальной точкой входа для атак: несанкционированного доступа к данным, межсайтового скриптинга (XSS), подбора паролей и атак типа «отказ в обслуживании» (DoS). Данные угрозы систематизированы в стандарте OWASP Top 10, который служит ориентиром при проектировании защищённых приложений.</w:t>
+      </w:r>
+    </w:p>
+    <w:p>
+      <w:pPr>
+        <w:spacing w:before="0" w:after="0" w:line="360" w:lineRule="auto"/>
+        <w:ind w:firstLine="709"/>
+        <w:jc w:val="both"/>
+      </w:pPr>
+      <w:r>
+        <w:rPr>
+          <w:rFonts w:ascii="Times New Roman" w:hAnsi="Times New Roman" w:cs="Times New Roman"/>
+          <w:rFonts w:ascii="Times New Roman" w:hAnsi="Times New Roman"/>
+          <w:b w:val="0"/>
+          <w:i w:val="0"/>
+          <w:sz w:val="28"/>
+        </w:rPr>
+        <w:t>Современный фреймворк FastAPI предоставляет удобную основу для построения безопасных веб-приложений благодаря строгой типизации, декларативной валидации данных через Pydantic и системе зависимостей (Depends). Встроенные механизмы позволяют реализовать аутентификацию, авторизацию и валидацию без существенных изменений архитектуры, что особенно важно при доработке уже существующих сервисов.</w:t>
+      </w:r>
+    </w:p>
+    <w:p>
+      <w:pPr>
+        <w:spacing w:before="0" w:after="0" w:line="360" w:lineRule="auto"/>
+        <w:ind w:firstLine="709"/>
+        <w:jc w:val="both"/>
+      </w:pPr>
+      <w:r>
+        <w:rPr>
+          <w:rFonts w:ascii="Times New Roman" w:hAnsi="Times New Roman" w:cs="Times New Roman"/>
+          <w:rFonts w:ascii="Times New Roman" w:hAnsi="Times New Roman"/>
+          <w:b w:val="0"/>
+          <w:i w:val="0"/>
+          <w:sz w:val="28"/>
+        </w:rPr>
+        <w:t>В рамках данной лабораторной работы рассматривается практическая доработка ранее разработанного REST API для управления книжным магазином путём интеграции нескольких уровней защиты. Работа позволяет на практике закрепить понимание типовых уязвимостей веб-приложений и освоить инструментарий их устранения, применяя принцип «defence in depth» — многоуровневой защиты.</w:t>
+      </w:r>
+    </w:p>
+    <w:p>
+      <w:pPr>
+        <w:spacing w:before="160" w:after="80" w:line="360" w:lineRule="auto"/>
+        <w:ind w:firstLine="0"/>
+        <w:jc w:val="left"/>
+      </w:pPr>
+      <w:r>
+        <w:rPr>
+          <w:rFonts w:ascii="Times New Roman" w:hAnsi="Times New Roman" w:cs="Times New Roman"/>
+          <w:rFonts w:ascii="Times New Roman" w:hAnsi="Times New Roman"/>
+          <w:b/>
+          <w:i w:val="0"/>
+          <w:sz w:val="28"/>
+        </w:rPr>
+        <w:t>Описание исходного API (ЛР №6)</w:t>
+      </w:r>
+    </w:p>
+    <w:p>
+      <w:pPr>
+        <w:spacing w:before="0" w:after="0" w:line="360" w:lineRule="auto"/>
+        <w:ind w:firstLine="709"/>
+        <w:jc w:val="both"/>
+      </w:pPr>
+      <w:r>
+        <w:rPr>
+          <w:rFonts w:ascii="Times New Roman" w:hAnsi="Times New Roman" w:cs="Times New Roman"/>
+          <w:rFonts w:ascii="Times New Roman" w:hAnsi="Times New Roman"/>
+          <w:b w:val="0"/>
+          <w:i w:val="0"/>
+          <w:sz w:val="28"/>
+        </w:rPr>
+        <w:t>В лабораторной работе №6 разработан REST API для книжного магазина на базе FastAPI. API управляет тремя сущностями: Book, Category, Order. Все эндпоинты были открыты без аутентификации, данные хранились в in-memory словарях. Анализ существующей реализации выявил следующие уязвимости:</w:t>
+      </w:r>
+    </w:p>
+    <w:p>
+      <w:pPr>
+        <w:spacing w:before="0" w:after="0" w:line="360" w:lineRule="auto"/>
+        <w:ind w:firstLine="0" w:left="709"/>
+        <w:jc w:val="both"/>
+      </w:pPr>
+      <w:r>
+        <w:rPr>
+          <w:rFonts w:ascii="Times New Roman" w:hAnsi="Times New Roman" w:cs="Times New Roman"/>
+          <w:rFonts w:ascii="Times New Roman" w:hAnsi="Times New Roman"/>
+          <w:b w:val="0"/>
+          <w:i w:val="0"/>
+          <w:sz w:val="28"/>
+        </w:rPr>
+        <w:t>• отсутствие аутентификации — любой мог создать, изменить или удалить книгу;</w:t>
+      </w:r>
+    </w:p>
+    <w:p>
+      <w:pPr>
+        <w:spacing w:before="0" w:after="0" w:line="360" w:lineRule="auto"/>
+        <w:ind w:firstLine="0" w:left="709"/>
+        <w:jc w:val="both"/>
+      </w:pPr>
+      <w:r>
+        <w:rPr>
+          <w:rFonts w:ascii="Times New Roman" w:hAnsi="Times New Roman" w:cs="Times New Roman"/>
+          <w:rFonts w:ascii="Times New Roman" w:hAnsi="Times New Roman"/>
+          <w:b w:val="0"/>
+          <w:i w:val="0"/>
+          <w:sz w:val="28"/>
+        </w:rPr>
+        <w:t>• отсутствие системы пользователей и хранения паролей;</w:t>
+      </w:r>
+    </w:p>
+    <w:p>
+      <w:pPr>
+        <w:spacing w:before="0" w:after="0" w:line="360" w:lineRule="auto"/>
+        <w:ind w:firstLine="0" w:left="709"/>
+        <w:jc w:val="both"/>
+      </w:pPr>
+      <w:r>
+        <w:rPr>
+          <w:rFonts w:ascii="Times New Roman" w:hAnsi="Times New Roman" w:cs="Times New Roman"/>
+          <w:rFonts w:ascii="Times New Roman" w:hAnsi="Times New Roman"/>
+          <w:b w:val="0"/>
+          <w:i w:val="0"/>
+          <w:sz w:val="28"/>
+        </w:rPr>
+        <w:t>• отсутствие ограничений на частоту запросов — DoS-уязвимость;</w:t>
+      </w:r>
+    </w:p>
+    <w:p>
+      <w:pPr>
+        <w:spacing w:before="0" w:after="0" w:line="360" w:lineRule="auto"/>
+        <w:ind w:firstLine="0" w:left="709"/>
+        <w:jc w:val="both"/>
+      </w:pPr>
+      <w:r>
+        <w:rPr>
+          <w:rFonts w:ascii="Times New Roman" w:hAnsi="Times New Roman" w:cs="Times New Roman"/>
+          <w:rFonts w:ascii="Times New Roman" w:hAnsi="Times New Roman"/>
+          <w:b w:val="0"/>
+          <w:i w:val="0"/>
+          <w:sz w:val="28"/>
+        </w:rPr>
+        <w:t>• отсутствие заголовков безопасности (X-Frame-Options, CSP, X-XSS-Protection);</w:t>
+      </w:r>
+    </w:p>
+    <w:p>
+      <w:pPr>
+        <w:spacing w:before="0" w:after="0" w:line="360" w:lineRule="auto"/>
+        <w:ind w:firstLine="0" w:left="709"/>
+        <w:jc w:val="both"/>
+      </w:pPr>
+      <w:r>
+        <w:rPr>
+          <w:rFonts w:ascii="Times New Roman" w:hAnsi="Times New Roman" w:cs="Times New Roman"/>
+          <w:rFonts w:ascii="Times New Roman" w:hAnsi="Times New Roman"/>
+          <w:b w:val="0"/>
+          <w:i w:val="0"/>
+          <w:sz w:val="28"/>
+        </w:rPr>
+        <w:t>• CORS разрешал запросы с любых источников (allow_origins=["*"]);</w:t>
+      </w:r>
+    </w:p>
+    <w:p>
+      <w:pPr>
+        <w:spacing w:before="0" w:after="0" w:line="360" w:lineRule="auto"/>
+        <w:ind w:firstLine="0" w:left="709"/>
+        <w:jc w:val="both"/>
+      </w:pPr>
+      <w:r>
+        <w:rPr>
+          <w:rFonts w:ascii="Times New Roman" w:hAnsi="Times New Roman" w:cs="Times New Roman"/>
+          <w:rFonts w:ascii="Times New Roman" w:hAnsi="Times New Roman"/>
+          <w:b w:val="0"/>
+          <w:i w:val="0"/>
+          <w:sz w:val="28"/>
+        </w:rPr>
+        <w:t>• отсутствие санитизации строковых полей — потенциальный Stored XSS.</w:t>
+      </w:r>
+    </w:p>
+    <w:p>
+      <w:pPr>
+        <w:spacing w:before="160" w:after="80" w:line="360" w:lineRule="auto"/>
+        <w:ind w:firstLine="0"/>
+        <w:jc w:val="left"/>
+      </w:pPr>
+      <w:r>
+        <w:rPr>
+          <w:rFonts w:ascii="Times New Roman" w:hAnsi="Times New Roman" w:cs="Times New Roman"/>
+          <w:rFonts w:ascii="Times New Roman" w:hAnsi="Times New Roman"/>
+          <w:b/>
+          <w:i w:val="0"/>
+          <w:sz w:val="28"/>
+        </w:rPr>
+        <w:t>Анализ уязвимостей исходного API</w:t>
+      </w:r>
+    </w:p>
+    <w:p>
+      <w:pPr>
+        <w:spacing w:before="0" w:after="0" w:line="360" w:lineRule="auto"/>
+        <w:ind w:firstLine="709"/>
+        <w:jc w:val="both"/>
+      </w:pPr>
+      <w:r>
+        <w:rPr>
+          <w:rFonts w:ascii="Times New Roman" w:hAnsi="Times New Roman" w:cs="Times New Roman"/>
+          <w:rFonts w:ascii="Times New Roman" w:hAnsi="Times New Roman"/>
+          <w:b w:val="0"/>
+          <w:i w:val="0"/>
+          <w:sz w:val="28"/>
+        </w:rPr>
+        <w:t>Проведён анализ исходного API по 10 категориям уязвимостей в соответствии с классификацией OWASP Top 10. Результаты представлены в таблице:</w:t>
       </w:r>
     </w:p>
     <w:p>
@@ -553,7 +835,7 @@
           <w:i w:val="0"/>
           <w:sz w:val="24"/>
         </w:rPr>
-        <w:t>Таблица 1. Анализ уязвимостей исходного API (10 типов)</w:t>
+        <w:t>Таблица 1. Анализ уязвимостей исходного API по OWASP Top 10</w:t>
       </w:r>
     </w:p>
     <w:tbl>
@@ -739,7 +1021,7 @@
                 <w:i w:val="0"/>
                 <w:sz w:val="22"/>
               </w:rPr>
-              <w:t>Не актуально (ORM/in-memory)</w:t>
+              <w:t>Не актуально (in-memory)</w:t>
             </w:r>
           </w:p>
         </w:tc>
@@ -825,7 +1107,7 @@
                 <w:i w:val="0"/>
                 <w:sz w:val="22"/>
               </w:rPr>
-              <w:t>Частично (нет CSP)</w:t>
+              <w:t>Уязвимо (нет санитизации)</w:t>
             </w:r>
           </w:p>
         </w:tc>
@@ -1083,7 +1365,7 @@
                 <w:i w:val="0"/>
                 <w:sz w:val="22"/>
               </w:rPr>
-              <w:t>Частично (Pydantic)</w:t>
+              <w:t>Частично (Pydantic типы)</w:t>
             </w:r>
           </w:p>
         </w:tc>
@@ -1341,7 +1623,7 @@
                 <w:i w:val="0"/>
                 <w:sz w:val="22"/>
               </w:rPr>
-              <w:t>Уязвимо (разрешены все)</w:t>
+              <w:t>Уязвимо (allow_origins=["*"])</w:t>
             </w:r>
           </w:p>
         </w:tc>
@@ -1538,13 +1820,13 @@
           <w:i w:val="0"/>
           <w:sz w:val="28"/>
         </w:rPr>
-        <w:t>4. Реализация защитных механизмов</w:t>
+        <w:t>Реализация защитных механизмов</w:t>
       </w:r>
     </w:p>
     <w:p>
       <w:pPr>
-        <w:spacing w:before="160" w:after="80" w:line="360" w:lineRule="auto"/>
-        <w:ind w:firstLine="0"/>
+        <w:spacing w:before="120" w:after="40" w:line="360" w:lineRule="auto"/>
+        <w:ind w:firstLine="709"/>
         <w:jc w:val="left"/>
       </w:pPr>
       <w:r>
@@ -1552,10 +1834,10 @@
           <w:rFonts w:ascii="Times New Roman" w:hAnsi="Times New Roman" w:cs="Times New Roman"/>
           <w:rFonts w:ascii="Times New Roman" w:hAnsi="Times New Roman"/>
           <w:b/>
-          <w:i w:val="0"/>
+          <w:i/>
           <w:sz w:val="28"/>
         </w:rPr>
-        <w:t>4a. JWT-аутентификация (HS256)</w:t>
+        <w:t>Выбор механизмов безопасности</w:t>
       </w:r>
     </w:p>
     <w:p>
@@ -1572,7 +1854,976 @@
           <w:i w:val="0"/>
           <w:sz w:val="28"/>
         </w:rPr>
-        <w:t>JWT (JSON Web Token) — стандарт (RFC 7519) для передачи информации в виде JSON-объекта, подписанного криптографическим ключом. Структура: header.payload.signature. В работе реализована ручная реализация HS256 на основе модулей hmac и hashlib, не требующая внешних библиотек:</w:t>
+        <w:t>На основе анализа уязвимостей для реализации выбраны следующие механизмы защиты:</w:t>
+      </w:r>
+    </w:p>
+    <w:p>
+      <w:pPr>
+        <w:spacing w:before="0" w:after="0" w:line="360" w:lineRule="auto"/>
+        <w:ind w:firstLine="0" w:left="709"/>
+        <w:jc w:val="both"/>
+      </w:pPr>
+      <w:r>
+        <w:rPr>
+          <w:rFonts w:ascii="Times New Roman" w:hAnsi="Times New Roman" w:cs="Times New Roman"/>
+          <w:rFonts w:ascii="Times New Roman" w:hAnsi="Times New Roman"/>
+          <w:b w:val="0"/>
+          <w:i w:val="0"/>
+          <w:sz w:val="28"/>
+        </w:rPr>
+        <w:t>• санитизация входных данных (BeforeValidator) — защита от Stored XSS;</w:t>
+      </w:r>
+    </w:p>
+    <w:p>
+      <w:pPr>
+        <w:spacing w:before="0" w:after="0" w:line="360" w:lineRule="auto"/>
+        <w:ind w:firstLine="0" w:left="709"/>
+        <w:jc w:val="both"/>
+      </w:pPr>
+      <w:r>
+        <w:rPr>
+          <w:rFonts w:ascii="Times New Roman" w:hAnsi="Times New Roman" w:cs="Times New Roman"/>
+          <w:rFonts w:ascii="Times New Roman" w:hAnsi="Times New Roman"/>
+          <w:b w:val="0"/>
+          <w:i w:val="0"/>
+          <w:sz w:val="28"/>
+        </w:rPr>
+        <w:t>• строгая валидация паролей (field_validator) — обязательные заглавная буква и цифра;</w:t>
+      </w:r>
+    </w:p>
+    <w:p>
+      <w:pPr>
+        <w:spacing w:before="0" w:after="0" w:line="360" w:lineRule="auto"/>
+        <w:ind w:firstLine="0" w:left="709"/>
+        <w:jc w:val="both"/>
+      </w:pPr>
+      <w:r>
+        <w:rPr>
+          <w:rFonts w:ascii="Times New Roman" w:hAnsi="Times New Roman" w:cs="Times New Roman"/>
+          <w:rFonts w:ascii="Times New Roman" w:hAnsi="Times New Roman"/>
+          <w:b w:val="0"/>
+          <w:i w:val="0"/>
+          <w:sz w:val="28"/>
+        </w:rPr>
+        <w:t>• JWT-аутентификация (HS256, реализована без внешних зависимостей) — stateless auth;</w:t>
+      </w:r>
+    </w:p>
+    <w:p>
+      <w:pPr>
+        <w:spacing w:before="0" w:after="0" w:line="360" w:lineRule="auto"/>
+        <w:ind w:firstLine="0" w:left="709"/>
+        <w:jc w:val="both"/>
+      </w:pPr>
+      <w:r>
+        <w:rPr>
+          <w:rFonts w:ascii="Times New Roman" w:hAnsi="Times New Roman" w:cs="Times New Roman"/>
+          <w:rFonts w:ascii="Times New Roman" w:hAnsi="Times New Roman"/>
+          <w:b w:val="0"/>
+          <w:i w:val="0"/>
+          <w:sz w:val="28"/>
+        </w:rPr>
+        <w:t>• ролевое разграничение доступа RBAC (admin / user) — принцип наименьших привилегий;</w:t>
+      </w:r>
+    </w:p>
+    <w:p>
+      <w:pPr>
+        <w:spacing w:before="0" w:after="0" w:line="360" w:lineRule="auto"/>
+        <w:ind w:firstLine="0" w:left="709"/>
+        <w:jc w:val="both"/>
+      </w:pPr>
+      <w:r>
+        <w:rPr>
+          <w:rFonts w:ascii="Times New Roman" w:hAnsi="Times New Roman" w:cs="Times New Roman"/>
+          <w:rFonts w:ascii="Times New Roman" w:hAnsi="Times New Roman"/>
+          <w:b w:val="0"/>
+          <w:i w:val="0"/>
+          <w:sz w:val="28"/>
+        </w:rPr>
+        <w:t>• хеширование паролей bcrypt — устойчивость к атакам перебора;</w:t>
+      </w:r>
+    </w:p>
+    <w:p>
+      <w:pPr>
+        <w:spacing w:before="0" w:after="0" w:line="360" w:lineRule="auto"/>
+        <w:ind w:firstLine="0" w:left="709"/>
+        <w:jc w:val="both"/>
+      </w:pPr>
+      <w:r>
+        <w:rPr>
+          <w:rFonts w:ascii="Times New Roman" w:hAnsi="Times New Roman" w:cs="Times New Roman"/>
+          <w:rFonts w:ascii="Times New Roman" w:hAnsi="Times New Roman"/>
+          <w:b w:val="0"/>
+          <w:i w:val="0"/>
+          <w:sz w:val="28"/>
+        </w:rPr>
+        <w:t>• Rate Limiting (60 req/min с одного IP) — защита от DoS и brute-force;</w:t>
+      </w:r>
+    </w:p>
+    <w:p>
+      <w:pPr>
+        <w:spacing w:before="0" w:after="0" w:line="360" w:lineRule="auto"/>
+        <w:ind w:firstLine="0" w:left="709"/>
+        <w:jc w:val="both"/>
+      </w:pPr>
+      <w:r>
+        <w:rPr>
+          <w:rFonts w:ascii="Times New Roman" w:hAnsi="Times New Roman" w:cs="Times New Roman"/>
+          <w:rFonts w:ascii="Times New Roman" w:hAnsi="Times New Roman"/>
+          <w:b w:val="0"/>
+          <w:i w:val="0"/>
+          <w:sz w:val="28"/>
+        </w:rPr>
+        <w:t>• защитные HTTP-заголовки (X-Frame-Options, CSP, HSTS) — защита от clickjacking и XSS;</w:t>
+      </w:r>
+    </w:p>
+    <w:p>
+      <w:pPr>
+        <w:spacing w:before="0" w:after="0" w:line="360" w:lineRule="auto"/>
+        <w:ind w:firstLine="0" w:left="709"/>
+        <w:jc w:val="both"/>
+      </w:pPr>
+      <w:r>
+        <w:rPr>
+          <w:rFonts w:ascii="Times New Roman" w:hAnsi="Times New Roman" w:cs="Times New Roman"/>
+          <w:rFonts w:ascii="Times New Roman" w:hAnsi="Times New Roman"/>
+          <w:b w:val="0"/>
+          <w:i w:val="0"/>
+          <w:sz w:val="28"/>
+        </w:rPr>
+        <w:t>• строгая настройка CORS (только доверенные origins) — ограничение доступа с чужих доменов.</w:t>
+      </w:r>
+    </w:p>
+    <w:p>
+      <w:pPr>
+        <w:spacing w:before="120" w:after="40" w:line="360" w:lineRule="auto"/>
+        <w:ind w:firstLine="709"/>
+        <w:jc w:val="left"/>
+      </w:pPr>
+      <w:r>
+        <w:rPr>
+          <w:rFonts w:ascii="Times New Roman" w:hAnsi="Times New Roman" w:cs="Times New Roman"/>
+          <w:rFonts w:ascii="Times New Roman" w:hAnsi="Times New Roman"/>
+          <w:b/>
+          <w:i/>
+          <w:sz w:val="28"/>
+        </w:rPr>
+        <w:t>Санитизация входных данных и валидация паролей</w:t>
+      </w:r>
+    </w:p>
+    <w:p>
+      <w:pPr>
+        <w:spacing w:before="0" w:after="0" w:line="360" w:lineRule="auto"/>
+        <w:ind w:firstLine="709"/>
+        <w:jc w:val="both"/>
+      </w:pPr>
+      <w:r>
+        <w:rPr>
+          <w:rFonts w:ascii="Times New Roman" w:hAnsi="Times New Roman" w:cs="Times New Roman"/>
+          <w:rFonts w:ascii="Times New Roman" w:hAnsi="Times New Roman"/>
+          <w:b w:val="0"/>
+          <w:i w:val="0"/>
+          <w:sz w:val="28"/>
+        </w:rPr>
+        <w:t>XSS (Cross-Site Scripting) — тип атаки, при котором злоумышленник внедряет вредоносный JavaScript-код в данные, сохраняемые в приложении (Stored XSS). Для защиты реализована функция санитизации: она удаляет HTML-теги и экранирует спецсимволы перед сохранением. Санитизация применяется ко всем строковым полям через механизм BeforeValidator библиотеки Pydantic v2, что обеспечивает автоматическую очистку до этапа бизнес-логики. Дополнительно реализована строгая валидация паролей при регистрации:</w:t>
+      </w:r>
+    </w:p>
+    <w:p>
+      <w:pPr>
+        <w:spacing w:before="0" w:after="0" w:line="240" w:lineRule="auto"/>
+        <w:ind w:firstLine="0" w:left="0"/>
+        <w:jc w:val="left"/>
+        <w:pBdr>
+          <w:top w:val="single" w:sz="4" w:space="1" w:color="CCCCCC"/>
+          <w:left w:val="single" w:sz="4" w:space="1" w:color="CCCCCC"/>
+          <w:bottom w:val="single" w:sz="4" w:space="1" w:color="CCCCCC"/>
+          <w:right w:val="single" w:sz="4" w:space="1" w:color="CCCCCC"/>
+        </w:pBdr>
+        <w:shd w:val="clear" w:color="auto" w:fill="F5F5F5"/>
+      </w:pPr>
+      <w:r>
+        <w:rPr>
+          <w:rFonts w:ascii="Courier New" w:hAnsi="Courier New" w:cs="Courier New"/>
+          <w:rFonts w:ascii="Courier New" w:hAnsi="Courier New"/>
+          <w:sz w:val="20"/>
+        </w:rPr>
+        <w:t>import re, html</w:t>
+      </w:r>
+    </w:p>
+    <w:p>
+      <w:pPr>
+        <w:spacing w:before="0" w:after="0" w:line="240" w:lineRule="auto"/>
+        <w:ind w:firstLine="0" w:left="0"/>
+        <w:jc w:val="left"/>
+        <w:pBdr>
+          <w:top w:val="single" w:sz="4" w:space="1" w:color="CCCCCC"/>
+          <w:left w:val="single" w:sz="4" w:space="1" w:color="CCCCCC"/>
+          <w:bottom w:val="single" w:sz="4" w:space="1" w:color="CCCCCC"/>
+          <w:right w:val="single" w:sz="4" w:space="1" w:color="CCCCCC"/>
+        </w:pBdr>
+        <w:shd w:val="clear" w:color="auto" w:fill="F5F5F5"/>
+      </w:pPr>
+      <w:r>
+        <w:rPr>
+          <w:rFonts w:ascii="Courier New" w:hAnsi="Courier New" w:cs="Courier New"/>
+          <w:rFonts w:ascii="Courier New" w:hAnsi="Courier New"/>
+          <w:sz w:val="20"/>
+        </w:rPr>
+        <w:t>from typing import Annotated, Optional</w:t>
+      </w:r>
+    </w:p>
+    <w:p>
+      <w:pPr>
+        <w:spacing w:before="0" w:after="0" w:line="240" w:lineRule="auto"/>
+        <w:ind w:firstLine="0" w:left="0"/>
+        <w:jc w:val="left"/>
+        <w:pBdr>
+          <w:top w:val="single" w:sz="4" w:space="1" w:color="CCCCCC"/>
+          <w:left w:val="single" w:sz="4" w:space="1" w:color="CCCCCC"/>
+          <w:bottom w:val="single" w:sz="4" w:space="1" w:color="CCCCCC"/>
+          <w:right w:val="single" w:sz="4" w:space="1" w:color="CCCCCC"/>
+        </w:pBdr>
+        <w:shd w:val="clear" w:color="auto" w:fill="F5F5F5"/>
+      </w:pPr>
+      <w:r>
+        <w:rPr>
+          <w:rFonts w:ascii="Courier New" w:hAnsi="Courier New" w:cs="Courier New"/>
+          <w:rFonts w:ascii="Courier New" w:hAnsi="Courier New"/>
+          <w:sz w:val="20"/>
+        </w:rPr>
+        <w:t>from pydantic import BaseModel, Field, BeforeValidator</w:t>
+      </w:r>
+    </w:p>
+    <w:p>
+      <w:pPr>
+        <w:spacing w:before="0" w:after="0" w:line="240" w:lineRule="auto"/>
+        <w:ind w:firstLine="0" w:left="0"/>
+        <w:jc w:val="left"/>
+        <w:pBdr>
+          <w:top w:val="single" w:sz="4" w:space="1" w:color="CCCCCC"/>
+          <w:left w:val="single" w:sz="4" w:space="1" w:color="CCCCCC"/>
+          <w:bottom w:val="single" w:sz="4" w:space="1" w:color="CCCCCC"/>
+          <w:right w:val="single" w:sz="4" w:space="1" w:color="CCCCCC"/>
+        </w:pBdr>
+        <w:shd w:val="clear" w:color="auto" w:fill="F5F5F5"/>
+      </w:pPr>
+      <w:r>
+        <w:rPr>
+          <w:rFonts w:ascii="Courier New" w:hAnsi="Courier New" w:cs="Courier New"/>
+          <w:rFonts w:ascii="Courier New" w:hAnsi="Courier New"/>
+          <w:sz w:val="20"/>
+        </w:rPr>
+        <w:t xml:space="preserve"> </w:t>
+      </w:r>
+    </w:p>
+    <w:p>
+      <w:pPr>
+        <w:spacing w:before="0" w:after="0" w:line="240" w:lineRule="auto"/>
+        <w:ind w:firstLine="0" w:left="0"/>
+        <w:jc w:val="left"/>
+        <w:pBdr>
+          <w:top w:val="single" w:sz="4" w:space="1" w:color="CCCCCC"/>
+          <w:left w:val="single" w:sz="4" w:space="1" w:color="CCCCCC"/>
+          <w:bottom w:val="single" w:sz="4" w:space="1" w:color="CCCCCC"/>
+          <w:right w:val="single" w:sz="4" w:space="1" w:color="CCCCCC"/>
+        </w:pBdr>
+        <w:shd w:val="clear" w:color="auto" w:fill="F5F5F5"/>
+      </w:pPr>
+      <w:r>
+        <w:rPr>
+          <w:rFonts w:ascii="Courier New" w:hAnsi="Courier New" w:cs="Courier New"/>
+          <w:rFonts w:ascii="Courier New" w:hAnsi="Courier New"/>
+          <w:sz w:val="20"/>
+        </w:rPr>
+        <w:t>def sanitize_string(value: str | None) -&gt; str | None:</w:t>
+      </w:r>
+    </w:p>
+    <w:p>
+      <w:pPr>
+        <w:spacing w:before="0" w:after="0" w:line="240" w:lineRule="auto"/>
+        <w:ind w:firstLine="0" w:left="0"/>
+        <w:jc w:val="left"/>
+        <w:pBdr>
+          <w:top w:val="single" w:sz="4" w:space="1" w:color="CCCCCC"/>
+          <w:left w:val="single" w:sz="4" w:space="1" w:color="CCCCCC"/>
+          <w:bottom w:val="single" w:sz="4" w:space="1" w:color="CCCCCC"/>
+          <w:right w:val="single" w:sz="4" w:space="1" w:color="CCCCCC"/>
+        </w:pBdr>
+        <w:shd w:val="clear" w:color="auto" w:fill="F5F5F5"/>
+      </w:pPr>
+      <w:r>
+        <w:rPr>
+          <w:rFonts w:ascii="Courier New" w:hAnsi="Courier New" w:cs="Courier New"/>
+          <w:rFonts w:ascii="Courier New" w:hAnsi="Courier New"/>
+          <w:sz w:val="20"/>
+        </w:rPr>
+        <w:t xml:space="preserve">    """Удаляет HTML-теги и экранирует спецсимволы для защиты от XSS."""</w:t>
+      </w:r>
+    </w:p>
+    <w:p>
+      <w:pPr>
+        <w:spacing w:before="0" w:after="0" w:line="240" w:lineRule="auto"/>
+        <w:ind w:firstLine="0" w:left="0"/>
+        <w:jc w:val="left"/>
+        <w:pBdr>
+          <w:top w:val="single" w:sz="4" w:space="1" w:color="CCCCCC"/>
+          <w:left w:val="single" w:sz="4" w:space="1" w:color="CCCCCC"/>
+          <w:bottom w:val="single" w:sz="4" w:space="1" w:color="CCCCCC"/>
+          <w:right w:val="single" w:sz="4" w:space="1" w:color="CCCCCC"/>
+        </w:pBdr>
+        <w:shd w:val="clear" w:color="auto" w:fill="F5F5F5"/>
+      </w:pPr>
+      <w:r>
+        <w:rPr>
+          <w:rFonts w:ascii="Courier New" w:hAnsi="Courier New" w:cs="Courier New"/>
+          <w:rFonts w:ascii="Courier New" w:hAnsi="Courier New"/>
+          <w:sz w:val="20"/>
+        </w:rPr>
+        <w:t xml:space="preserve">    if value is None:</w:t>
+      </w:r>
+    </w:p>
+    <w:p>
+      <w:pPr>
+        <w:spacing w:before="0" w:after="0" w:line="240" w:lineRule="auto"/>
+        <w:ind w:firstLine="0" w:left="0"/>
+        <w:jc w:val="left"/>
+        <w:pBdr>
+          <w:top w:val="single" w:sz="4" w:space="1" w:color="CCCCCC"/>
+          <w:left w:val="single" w:sz="4" w:space="1" w:color="CCCCCC"/>
+          <w:bottom w:val="single" w:sz="4" w:space="1" w:color="CCCCCC"/>
+          <w:right w:val="single" w:sz="4" w:space="1" w:color="CCCCCC"/>
+        </w:pBdr>
+        <w:shd w:val="clear" w:color="auto" w:fill="F5F5F5"/>
+      </w:pPr>
+      <w:r>
+        <w:rPr>
+          <w:rFonts w:ascii="Courier New" w:hAnsi="Courier New" w:cs="Courier New"/>
+          <w:rFonts w:ascii="Courier New" w:hAnsi="Courier New"/>
+          <w:sz w:val="20"/>
+        </w:rPr>
+        <w:t xml:space="preserve">        return None</w:t>
+      </w:r>
+    </w:p>
+    <w:p>
+      <w:pPr>
+        <w:spacing w:before="0" w:after="0" w:line="240" w:lineRule="auto"/>
+        <w:ind w:firstLine="0" w:left="0"/>
+        <w:jc w:val="left"/>
+        <w:pBdr>
+          <w:top w:val="single" w:sz="4" w:space="1" w:color="CCCCCC"/>
+          <w:left w:val="single" w:sz="4" w:space="1" w:color="CCCCCC"/>
+          <w:bottom w:val="single" w:sz="4" w:space="1" w:color="CCCCCC"/>
+          <w:right w:val="single" w:sz="4" w:space="1" w:color="CCCCCC"/>
+        </w:pBdr>
+        <w:shd w:val="clear" w:color="auto" w:fill="F5F5F5"/>
+      </w:pPr>
+      <w:r>
+        <w:rPr>
+          <w:rFonts w:ascii="Courier New" w:hAnsi="Courier New" w:cs="Courier New"/>
+          <w:rFonts w:ascii="Courier New" w:hAnsi="Courier New"/>
+          <w:sz w:val="20"/>
+        </w:rPr>
+        <w:t xml:space="preserve">    cleaned = re.sub(r"&lt;[^&gt;]+&gt;", "", html.unescape(value))</w:t>
+      </w:r>
+    </w:p>
+    <w:p>
+      <w:pPr>
+        <w:spacing w:before="0" w:after="0" w:line="240" w:lineRule="auto"/>
+        <w:ind w:firstLine="0" w:left="0"/>
+        <w:jc w:val="left"/>
+        <w:pBdr>
+          <w:top w:val="single" w:sz="4" w:space="1" w:color="CCCCCC"/>
+          <w:left w:val="single" w:sz="4" w:space="1" w:color="CCCCCC"/>
+          <w:bottom w:val="single" w:sz="4" w:space="1" w:color="CCCCCC"/>
+          <w:right w:val="single" w:sz="4" w:space="1" w:color="CCCCCC"/>
+        </w:pBdr>
+        <w:shd w:val="clear" w:color="auto" w:fill="F5F5F5"/>
+      </w:pPr>
+      <w:r>
+        <w:rPr>
+          <w:rFonts w:ascii="Courier New" w:hAnsi="Courier New" w:cs="Courier New"/>
+          <w:rFonts w:ascii="Courier New" w:hAnsi="Courier New"/>
+          <w:sz w:val="20"/>
+        </w:rPr>
+        <w:t xml:space="preserve">    return cleaned.strip()</w:t>
+      </w:r>
+    </w:p>
+    <w:p>
+      <w:pPr>
+        <w:spacing w:before="0" w:after="0" w:line="240" w:lineRule="auto"/>
+        <w:ind w:firstLine="0" w:left="0"/>
+        <w:jc w:val="left"/>
+        <w:pBdr>
+          <w:top w:val="single" w:sz="4" w:space="1" w:color="CCCCCC"/>
+          <w:left w:val="single" w:sz="4" w:space="1" w:color="CCCCCC"/>
+          <w:bottom w:val="single" w:sz="4" w:space="1" w:color="CCCCCC"/>
+          <w:right w:val="single" w:sz="4" w:space="1" w:color="CCCCCC"/>
+        </w:pBdr>
+        <w:shd w:val="clear" w:color="auto" w:fill="F5F5F5"/>
+      </w:pPr>
+      <w:r>
+        <w:rPr>
+          <w:rFonts w:ascii="Courier New" w:hAnsi="Courier New" w:cs="Courier New"/>
+          <w:rFonts w:ascii="Courier New" w:hAnsi="Courier New"/>
+          <w:sz w:val="20"/>
+        </w:rPr>
+        <w:t xml:space="preserve"> </w:t>
+      </w:r>
+    </w:p>
+    <w:p>
+      <w:pPr>
+        <w:spacing w:before="0" w:after="0" w:line="240" w:lineRule="auto"/>
+        <w:ind w:firstLine="0" w:left="0"/>
+        <w:jc w:val="left"/>
+        <w:pBdr>
+          <w:top w:val="single" w:sz="4" w:space="1" w:color="CCCCCC"/>
+          <w:left w:val="single" w:sz="4" w:space="1" w:color="CCCCCC"/>
+          <w:bottom w:val="single" w:sz="4" w:space="1" w:color="CCCCCC"/>
+          <w:right w:val="single" w:sz="4" w:space="1" w:color="CCCCCC"/>
+        </w:pBdr>
+        <w:shd w:val="clear" w:color="auto" w:fill="F5F5F5"/>
+      </w:pPr>
+      <w:r>
+        <w:rPr>
+          <w:rFonts w:ascii="Courier New" w:hAnsi="Courier New" w:cs="Courier New"/>
+          <w:rFonts w:ascii="Courier New" w:hAnsi="Courier New"/>
+          <w:sz w:val="20"/>
+        </w:rPr>
+        <w:t>SanitizedStr = Annotated[str, BeforeValidator(sanitize_string)]</w:t>
+      </w:r>
+    </w:p>
+    <w:p>
+      <w:pPr>
+        <w:spacing w:before="0" w:after="0" w:line="240" w:lineRule="auto"/>
+        <w:ind w:firstLine="0" w:left="0"/>
+        <w:jc w:val="left"/>
+        <w:pBdr>
+          <w:top w:val="single" w:sz="4" w:space="1" w:color="CCCCCC"/>
+          <w:left w:val="single" w:sz="4" w:space="1" w:color="CCCCCC"/>
+          <w:bottom w:val="single" w:sz="4" w:space="1" w:color="CCCCCC"/>
+          <w:right w:val="single" w:sz="4" w:space="1" w:color="CCCCCC"/>
+        </w:pBdr>
+        <w:shd w:val="clear" w:color="auto" w:fill="F5F5F5"/>
+      </w:pPr>
+      <w:r>
+        <w:rPr>
+          <w:rFonts w:ascii="Courier New" w:hAnsi="Courier New" w:cs="Courier New"/>
+          <w:rFonts w:ascii="Courier New" w:hAnsi="Courier New"/>
+          <w:sz w:val="20"/>
+        </w:rPr>
+        <w:t>OptSanitizedStr = Annotated[Optional[str], BeforeValidator(sanitize_string)]</w:t>
+      </w:r>
+    </w:p>
+    <w:p>
+      <w:pPr>
+        <w:spacing w:before="0" w:after="0" w:line="240" w:lineRule="auto"/>
+        <w:ind w:firstLine="0" w:left="0"/>
+        <w:jc w:val="left"/>
+        <w:pBdr>
+          <w:top w:val="single" w:sz="4" w:space="1" w:color="CCCCCC"/>
+          <w:left w:val="single" w:sz="4" w:space="1" w:color="CCCCCC"/>
+          <w:bottom w:val="single" w:sz="4" w:space="1" w:color="CCCCCC"/>
+          <w:right w:val="single" w:sz="4" w:space="1" w:color="CCCCCC"/>
+        </w:pBdr>
+        <w:shd w:val="clear" w:color="auto" w:fill="F5F5F5"/>
+      </w:pPr>
+      <w:r>
+        <w:rPr>
+          <w:rFonts w:ascii="Courier New" w:hAnsi="Courier New" w:cs="Courier New"/>
+          <w:rFonts w:ascii="Courier New" w:hAnsi="Courier New"/>
+          <w:sz w:val="20"/>
+        </w:rPr>
+        <w:t xml:space="preserve"> </w:t>
+      </w:r>
+    </w:p>
+    <w:p>
+      <w:pPr>
+        <w:spacing w:before="0" w:after="0" w:line="240" w:lineRule="auto"/>
+        <w:ind w:firstLine="0" w:left="0"/>
+        <w:jc w:val="left"/>
+        <w:pBdr>
+          <w:top w:val="single" w:sz="4" w:space="1" w:color="CCCCCC"/>
+          <w:left w:val="single" w:sz="4" w:space="1" w:color="CCCCCC"/>
+          <w:bottom w:val="single" w:sz="4" w:space="1" w:color="CCCCCC"/>
+          <w:right w:val="single" w:sz="4" w:space="1" w:color="CCCCCC"/>
+        </w:pBdr>
+        <w:shd w:val="clear" w:color="auto" w:fill="F5F5F5"/>
+      </w:pPr>
+      <w:r>
+        <w:rPr>
+          <w:rFonts w:ascii="Courier New" w:hAnsi="Courier New" w:cs="Courier New"/>
+          <w:rFonts w:ascii="Courier New" w:hAnsi="Courier New"/>
+          <w:sz w:val="20"/>
+        </w:rPr>
+        <w:t>class BookCreate(BaseModel):</w:t>
+      </w:r>
+    </w:p>
+    <w:p>
+      <w:pPr>
+        <w:spacing w:before="0" w:after="0" w:line="240" w:lineRule="auto"/>
+        <w:ind w:firstLine="0" w:left="0"/>
+        <w:jc w:val="left"/>
+        <w:pBdr>
+          <w:top w:val="single" w:sz="4" w:space="1" w:color="CCCCCC"/>
+          <w:left w:val="single" w:sz="4" w:space="1" w:color="CCCCCC"/>
+          <w:bottom w:val="single" w:sz="4" w:space="1" w:color="CCCCCC"/>
+          <w:right w:val="single" w:sz="4" w:space="1" w:color="CCCCCC"/>
+        </w:pBdr>
+        <w:shd w:val="clear" w:color="auto" w:fill="F5F5F5"/>
+      </w:pPr>
+      <w:r>
+        <w:rPr>
+          <w:rFonts w:ascii="Courier New" w:hAnsi="Courier New" w:cs="Courier New"/>
+          <w:rFonts w:ascii="Courier New" w:hAnsi="Courier New"/>
+          <w:sz w:val="20"/>
+        </w:rPr>
+        <w:t xml:space="preserve">    title: SanitizedStr = Field(..., min_length=1, max_length=200)</w:t>
+      </w:r>
+    </w:p>
+    <w:p>
+      <w:pPr>
+        <w:spacing w:before="0" w:after="0" w:line="240" w:lineRule="auto"/>
+        <w:ind w:firstLine="0" w:left="0"/>
+        <w:jc w:val="left"/>
+        <w:pBdr>
+          <w:top w:val="single" w:sz="4" w:space="1" w:color="CCCCCC"/>
+          <w:left w:val="single" w:sz="4" w:space="1" w:color="CCCCCC"/>
+          <w:bottom w:val="single" w:sz="4" w:space="1" w:color="CCCCCC"/>
+          <w:right w:val="single" w:sz="4" w:space="1" w:color="CCCCCC"/>
+        </w:pBdr>
+        <w:shd w:val="clear" w:color="auto" w:fill="F5F5F5"/>
+      </w:pPr>
+      <w:r>
+        <w:rPr>
+          <w:rFonts w:ascii="Courier New" w:hAnsi="Courier New" w:cs="Courier New"/>
+          <w:rFonts w:ascii="Courier New" w:hAnsi="Courier New"/>
+          <w:sz w:val="20"/>
+        </w:rPr>
+        <w:t xml:space="preserve">    author: SanitizedStr = Field(..., min_length=1, max_length=100)</w:t>
+      </w:r>
+    </w:p>
+    <w:p>
+      <w:pPr>
+        <w:spacing w:before="0" w:after="0" w:line="240" w:lineRule="auto"/>
+        <w:ind w:firstLine="0" w:left="0"/>
+        <w:jc w:val="left"/>
+        <w:pBdr>
+          <w:top w:val="single" w:sz="4" w:space="1" w:color="CCCCCC"/>
+          <w:left w:val="single" w:sz="4" w:space="1" w:color="CCCCCC"/>
+          <w:bottom w:val="single" w:sz="4" w:space="1" w:color="CCCCCC"/>
+          <w:right w:val="single" w:sz="4" w:space="1" w:color="CCCCCC"/>
+        </w:pBdr>
+        <w:shd w:val="clear" w:color="auto" w:fill="F5F5F5"/>
+      </w:pPr>
+      <w:r>
+        <w:rPr>
+          <w:rFonts w:ascii="Courier New" w:hAnsi="Courier New" w:cs="Courier New"/>
+          <w:rFonts w:ascii="Courier New" w:hAnsi="Courier New"/>
+          <w:sz w:val="20"/>
+        </w:rPr>
+        <w:t xml:space="preserve">    genre: SanitizedStr = Field(..., min_length=1, max_length=60)</w:t>
+      </w:r>
+    </w:p>
+    <w:p>
+      <w:pPr>
+        <w:spacing w:before="0" w:after="0" w:line="240" w:lineRule="auto"/>
+        <w:ind w:firstLine="0" w:left="0"/>
+        <w:jc w:val="left"/>
+        <w:pBdr>
+          <w:top w:val="single" w:sz="4" w:space="1" w:color="CCCCCC"/>
+          <w:left w:val="single" w:sz="4" w:space="1" w:color="CCCCCC"/>
+          <w:bottom w:val="single" w:sz="4" w:space="1" w:color="CCCCCC"/>
+          <w:right w:val="single" w:sz="4" w:space="1" w:color="CCCCCC"/>
+        </w:pBdr>
+        <w:shd w:val="clear" w:color="auto" w:fill="F5F5F5"/>
+      </w:pPr>
+      <w:r>
+        <w:rPr>
+          <w:rFonts w:ascii="Courier New" w:hAnsi="Courier New" w:cs="Courier New"/>
+          <w:rFonts w:ascii="Courier New" w:hAnsi="Courier New"/>
+          <w:sz w:val="20"/>
+        </w:rPr>
+        <w:t xml:space="preserve">    year: int = Field(..., ge=1000, le=2100)</w:t>
+      </w:r>
+    </w:p>
+    <w:p>
+      <w:pPr>
+        <w:spacing w:before="0" w:after="0" w:line="240" w:lineRule="auto"/>
+        <w:ind w:firstLine="0" w:left="0"/>
+        <w:jc w:val="left"/>
+        <w:pBdr>
+          <w:top w:val="single" w:sz="4" w:space="1" w:color="CCCCCC"/>
+          <w:left w:val="single" w:sz="4" w:space="1" w:color="CCCCCC"/>
+          <w:bottom w:val="single" w:sz="4" w:space="1" w:color="CCCCCC"/>
+          <w:right w:val="single" w:sz="4" w:space="1" w:color="CCCCCC"/>
+        </w:pBdr>
+        <w:shd w:val="clear" w:color="auto" w:fill="F5F5F5"/>
+      </w:pPr>
+      <w:r>
+        <w:rPr>
+          <w:rFonts w:ascii="Courier New" w:hAnsi="Courier New" w:cs="Courier New"/>
+          <w:rFonts w:ascii="Courier New" w:hAnsi="Courier New"/>
+          <w:sz w:val="20"/>
+        </w:rPr>
+        <w:t xml:space="preserve">    price: float = Field(..., gt=0)</w:t>
+      </w:r>
+    </w:p>
+    <w:p>
+      <w:pPr>
+        <w:spacing w:before="0" w:after="0" w:line="240" w:lineRule="auto"/>
+        <w:ind w:firstLine="0" w:left="0"/>
+        <w:jc w:val="left"/>
+        <w:pBdr>
+          <w:top w:val="single" w:sz="4" w:space="1" w:color="CCCCCC"/>
+          <w:left w:val="single" w:sz="4" w:space="1" w:color="CCCCCC"/>
+          <w:bottom w:val="single" w:sz="4" w:space="1" w:color="CCCCCC"/>
+          <w:right w:val="single" w:sz="4" w:space="1" w:color="CCCCCC"/>
+        </w:pBdr>
+        <w:shd w:val="clear" w:color="auto" w:fill="F5F5F5"/>
+      </w:pPr>
+      <w:r>
+        <w:rPr>
+          <w:rFonts w:ascii="Courier New" w:hAnsi="Courier New" w:cs="Courier New"/>
+          <w:rFonts w:ascii="Courier New" w:hAnsi="Courier New"/>
+          <w:sz w:val="20"/>
+        </w:rPr>
+        <w:t xml:space="preserve">    stock_count: int = Field(default=0, ge=0)</w:t>
+      </w:r>
+    </w:p>
+    <w:p>
+      <w:pPr>
+        <w:spacing w:before="0" w:after="0" w:line="240" w:lineRule="auto"/>
+        <w:ind w:firstLine="0" w:left="0"/>
+        <w:jc w:val="left"/>
+        <w:pBdr>
+          <w:top w:val="single" w:sz="4" w:space="1" w:color="CCCCCC"/>
+          <w:left w:val="single" w:sz="4" w:space="1" w:color="CCCCCC"/>
+          <w:bottom w:val="single" w:sz="4" w:space="1" w:color="CCCCCC"/>
+          <w:right w:val="single" w:sz="4" w:space="1" w:color="CCCCCC"/>
+        </w:pBdr>
+        <w:shd w:val="clear" w:color="auto" w:fill="F5F5F5"/>
+      </w:pPr>
+      <w:r>
+        <w:rPr>
+          <w:rFonts w:ascii="Courier New" w:hAnsi="Courier New" w:cs="Courier New"/>
+          <w:rFonts w:ascii="Courier New" w:hAnsi="Courier New"/>
+          <w:sz w:val="20"/>
+        </w:rPr>
+        <w:t xml:space="preserve"> </w:t>
+      </w:r>
+    </w:p>
+    <w:p>
+      <w:pPr>
+        <w:spacing w:before="0" w:after="0" w:line="240" w:lineRule="auto"/>
+        <w:ind w:firstLine="0" w:left="0"/>
+        <w:jc w:val="left"/>
+        <w:pBdr>
+          <w:top w:val="single" w:sz="4" w:space="1" w:color="CCCCCC"/>
+          <w:left w:val="single" w:sz="4" w:space="1" w:color="CCCCCC"/>
+          <w:bottom w:val="single" w:sz="4" w:space="1" w:color="CCCCCC"/>
+          <w:right w:val="single" w:sz="4" w:space="1" w:color="CCCCCC"/>
+        </w:pBdr>
+        <w:shd w:val="clear" w:color="auto" w:fill="F5F5F5"/>
+      </w:pPr>
+      <w:r>
+        <w:rPr>
+          <w:rFonts w:ascii="Courier New" w:hAnsi="Courier New" w:cs="Courier New"/>
+          <w:rFonts w:ascii="Courier New" w:hAnsi="Courier New"/>
+          <w:sz w:val="20"/>
+        </w:rPr>
+        <w:t>class UserRegister(BaseModel):</w:t>
+      </w:r>
+    </w:p>
+    <w:p>
+      <w:pPr>
+        <w:spacing w:before="0" w:after="0" w:line="240" w:lineRule="auto"/>
+        <w:ind w:firstLine="0" w:left="0"/>
+        <w:jc w:val="left"/>
+        <w:pBdr>
+          <w:top w:val="single" w:sz="4" w:space="1" w:color="CCCCCC"/>
+          <w:left w:val="single" w:sz="4" w:space="1" w:color="CCCCCC"/>
+          <w:bottom w:val="single" w:sz="4" w:space="1" w:color="CCCCCC"/>
+          <w:right w:val="single" w:sz="4" w:space="1" w:color="CCCCCC"/>
+        </w:pBdr>
+        <w:shd w:val="clear" w:color="auto" w:fill="F5F5F5"/>
+      </w:pPr>
+      <w:r>
+        <w:rPr>
+          <w:rFonts w:ascii="Courier New" w:hAnsi="Courier New" w:cs="Courier New"/>
+          <w:rFonts w:ascii="Courier New" w:hAnsi="Courier New"/>
+          <w:sz w:val="20"/>
+        </w:rPr>
+        <w:t xml:space="preserve">    username: SanitizedStr = Field(..., min_length=3, max_length=50)</w:t>
+      </w:r>
+    </w:p>
+    <w:p>
+      <w:pPr>
+        <w:spacing w:before="0" w:after="0" w:line="240" w:lineRule="auto"/>
+        <w:ind w:firstLine="0" w:left="0"/>
+        <w:jc w:val="left"/>
+        <w:pBdr>
+          <w:top w:val="single" w:sz="4" w:space="1" w:color="CCCCCC"/>
+          <w:left w:val="single" w:sz="4" w:space="1" w:color="CCCCCC"/>
+          <w:bottom w:val="single" w:sz="4" w:space="1" w:color="CCCCCC"/>
+          <w:right w:val="single" w:sz="4" w:space="1" w:color="CCCCCC"/>
+        </w:pBdr>
+        <w:shd w:val="clear" w:color="auto" w:fill="F5F5F5"/>
+      </w:pPr>
+      <w:r>
+        <w:rPr>
+          <w:rFonts w:ascii="Courier New" w:hAnsi="Courier New" w:cs="Courier New"/>
+          <w:rFonts w:ascii="Courier New" w:hAnsi="Courier New"/>
+          <w:sz w:val="20"/>
+        </w:rPr>
+        <w:t xml:space="preserve">    password: str = Field(..., min_length=8)</w:t>
+      </w:r>
+    </w:p>
+    <w:p>
+      <w:pPr>
+        <w:spacing w:before="0" w:after="0" w:line="240" w:lineRule="auto"/>
+        <w:ind w:firstLine="0" w:left="0"/>
+        <w:jc w:val="left"/>
+        <w:pBdr>
+          <w:top w:val="single" w:sz="4" w:space="1" w:color="CCCCCC"/>
+          <w:left w:val="single" w:sz="4" w:space="1" w:color="CCCCCC"/>
+          <w:bottom w:val="single" w:sz="4" w:space="1" w:color="CCCCCC"/>
+          <w:right w:val="single" w:sz="4" w:space="1" w:color="CCCCCC"/>
+        </w:pBdr>
+        <w:shd w:val="clear" w:color="auto" w:fill="F5F5F5"/>
+      </w:pPr>
+      <w:r>
+        <w:rPr>
+          <w:rFonts w:ascii="Courier New" w:hAnsi="Courier New" w:cs="Courier New"/>
+          <w:rFonts w:ascii="Courier New" w:hAnsi="Courier New"/>
+          <w:sz w:val="20"/>
+        </w:rPr>
+        <w:t xml:space="preserve"> </w:t>
+      </w:r>
+    </w:p>
+    <w:p>
+      <w:pPr>
+        <w:spacing w:before="0" w:after="0" w:line="240" w:lineRule="auto"/>
+        <w:ind w:firstLine="0" w:left="0"/>
+        <w:jc w:val="left"/>
+        <w:pBdr>
+          <w:top w:val="single" w:sz="4" w:space="1" w:color="CCCCCC"/>
+          <w:left w:val="single" w:sz="4" w:space="1" w:color="CCCCCC"/>
+          <w:bottom w:val="single" w:sz="4" w:space="1" w:color="CCCCCC"/>
+          <w:right w:val="single" w:sz="4" w:space="1" w:color="CCCCCC"/>
+        </w:pBdr>
+        <w:shd w:val="clear" w:color="auto" w:fill="F5F5F5"/>
+      </w:pPr>
+      <w:r>
+        <w:rPr>
+          <w:rFonts w:ascii="Courier New" w:hAnsi="Courier New" w:cs="Courier New"/>
+          <w:rFonts w:ascii="Courier New" w:hAnsi="Courier New"/>
+          <w:sz w:val="20"/>
+        </w:rPr>
+        <w:t xml:space="preserve">    @field_validator("password")</w:t>
+      </w:r>
+    </w:p>
+    <w:p>
+      <w:pPr>
+        <w:spacing w:before="0" w:after="0" w:line="240" w:lineRule="auto"/>
+        <w:ind w:firstLine="0" w:left="0"/>
+        <w:jc w:val="left"/>
+        <w:pBdr>
+          <w:top w:val="single" w:sz="4" w:space="1" w:color="CCCCCC"/>
+          <w:left w:val="single" w:sz="4" w:space="1" w:color="CCCCCC"/>
+          <w:bottom w:val="single" w:sz="4" w:space="1" w:color="CCCCCC"/>
+          <w:right w:val="single" w:sz="4" w:space="1" w:color="CCCCCC"/>
+        </w:pBdr>
+        <w:shd w:val="clear" w:color="auto" w:fill="F5F5F5"/>
+      </w:pPr>
+      <w:r>
+        <w:rPr>
+          <w:rFonts w:ascii="Courier New" w:hAnsi="Courier New" w:cs="Courier New"/>
+          <w:rFonts w:ascii="Courier New" w:hAnsi="Courier New"/>
+          <w:sz w:val="20"/>
+        </w:rPr>
+        <w:t xml:space="preserve">    @classmethod</w:t>
+      </w:r>
+    </w:p>
+    <w:p>
+      <w:pPr>
+        <w:spacing w:before="0" w:after="0" w:line="240" w:lineRule="auto"/>
+        <w:ind w:firstLine="0" w:left="0"/>
+        <w:jc w:val="left"/>
+        <w:pBdr>
+          <w:top w:val="single" w:sz="4" w:space="1" w:color="CCCCCC"/>
+          <w:left w:val="single" w:sz="4" w:space="1" w:color="CCCCCC"/>
+          <w:bottom w:val="single" w:sz="4" w:space="1" w:color="CCCCCC"/>
+          <w:right w:val="single" w:sz="4" w:space="1" w:color="CCCCCC"/>
+        </w:pBdr>
+        <w:shd w:val="clear" w:color="auto" w:fill="F5F5F5"/>
+      </w:pPr>
+      <w:r>
+        <w:rPr>
+          <w:rFonts w:ascii="Courier New" w:hAnsi="Courier New" w:cs="Courier New"/>
+          <w:rFonts w:ascii="Courier New" w:hAnsi="Courier New"/>
+          <w:sz w:val="20"/>
+        </w:rPr>
+        <w:t xml:space="preserve">    def validate_password(cls, v: str) -&gt; str:</w:t>
+      </w:r>
+    </w:p>
+    <w:p>
+      <w:pPr>
+        <w:spacing w:before="0" w:after="0" w:line="240" w:lineRule="auto"/>
+        <w:ind w:firstLine="0" w:left="0"/>
+        <w:jc w:val="left"/>
+        <w:pBdr>
+          <w:top w:val="single" w:sz="4" w:space="1" w:color="CCCCCC"/>
+          <w:left w:val="single" w:sz="4" w:space="1" w:color="CCCCCC"/>
+          <w:bottom w:val="single" w:sz="4" w:space="1" w:color="CCCCCC"/>
+          <w:right w:val="single" w:sz="4" w:space="1" w:color="CCCCCC"/>
+        </w:pBdr>
+        <w:shd w:val="clear" w:color="auto" w:fill="F5F5F5"/>
+      </w:pPr>
+      <w:r>
+        <w:rPr>
+          <w:rFonts w:ascii="Courier New" w:hAnsi="Courier New" w:cs="Courier New"/>
+          <w:rFonts w:ascii="Courier New" w:hAnsi="Courier New"/>
+          <w:sz w:val="20"/>
+        </w:rPr>
+        <w:t xml:space="preserve">        if not any(c.isupper() for c in v):</w:t>
+      </w:r>
+    </w:p>
+    <w:p>
+      <w:pPr>
+        <w:spacing w:before="0" w:after="0" w:line="240" w:lineRule="auto"/>
+        <w:ind w:firstLine="0" w:left="0"/>
+        <w:jc w:val="left"/>
+        <w:pBdr>
+          <w:top w:val="single" w:sz="4" w:space="1" w:color="CCCCCC"/>
+          <w:left w:val="single" w:sz="4" w:space="1" w:color="CCCCCC"/>
+          <w:bottom w:val="single" w:sz="4" w:space="1" w:color="CCCCCC"/>
+          <w:right w:val="single" w:sz="4" w:space="1" w:color="CCCCCC"/>
+        </w:pBdr>
+        <w:shd w:val="clear" w:color="auto" w:fill="F5F5F5"/>
+      </w:pPr>
+      <w:r>
+        <w:rPr>
+          <w:rFonts w:ascii="Courier New" w:hAnsi="Courier New" w:cs="Courier New"/>
+          <w:rFonts w:ascii="Courier New" w:hAnsi="Courier New"/>
+          <w:sz w:val="20"/>
+        </w:rPr>
+        <w:t xml:space="preserve">            raise ValueError("Пароль должен содержать хотя бы одну заглавную букву")</w:t>
+      </w:r>
+    </w:p>
+    <w:p>
+      <w:pPr>
+        <w:spacing w:before="0" w:after="0" w:line="240" w:lineRule="auto"/>
+        <w:ind w:firstLine="0" w:left="0"/>
+        <w:jc w:val="left"/>
+        <w:pBdr>
+          <w:top w:val="single" w:sz="4" w:space="1" w:color="CCCCCC"/>
+          <w:left w:val="single" w:sz="4" w:space="1" w:color="CCCCCC"/>
+          <w:bottom w:val="single" w:sz="4" w:space="1" w:color="CCCCCC"/>
+          <w:right w:val="single" w:sz="4" w:space="1" w:color="CCCCCC"/>
+        </w:pBdr>
+        <w:shd w:val="clear" w:color="auto" w:fill="F5F5F5"/>
+      </w:pPr>
+      <w:r>
+        <w:rPr>
+          <w:rFonts w:ascii="Courier New" w:hAnsi="Courier New" w:cs="Courier New"/>
+          <w:rFonts w:ascii="Courier New" w:hAnsi="Courier New"/>
+          <w:sz w:val="20"/>
+        </w:rPr>
+        <w:t xml:space="preserve">        if not any(c.isdigit() for c in v):</w:t>
+      </w:r>
+    </w:p>
+    <w:p>
+      <w:pPr>
+        <w:spacing w:before="0" w:after="0" w:line="240" w:lineRule="auto"/>
+        <w:ind w:firstLine="0" w:left="0"/>
+        <w:jc w:val="left"/>
+        <w:pBdr>
+          <w:top w:val="single" w:sz="4" w:space="1" w:color="CCCCCC"/>
+          <w:left w:val="single" w:sz="4" w:space="1" w:color="CCCCCC"/>
+          <w:bottom w:val="single" w:sz="4" w:space="1" w:color="CCCCCC"/>
+          <w:right w:val="single" w:sz="4" w:space="1" w:color="CCCCCC"/>
+        </w:pBdr>
+        <w:shd w:val="clear" w:color="auto" w:fill="F5F5F5"/>
+      </w:pPr>
+      <w:r>
+        <w:rPr>
+          <w:rFonts w:ascii="Courier New" w:hAnsi="Courier New" w:cs="Courier New"/>
+          <w:rFonts w:ascii="Courier New" w:hAnsi="Courier New"/>
+          <w:sz w:val="20"/>
+        </w:rPr>
+        <w:t xml:space="preserve">            raise ValueError("Пароль должен содержать хотя бы одну цифру")</w:t>
+      </w:r>
+    </w:p>
+    <w:p>
+      <w:pPr>
+        <w:spacing w:before="0" w:after="0" w:line="240" w:lineRule="auto"/>
+        <w:ind w:firstLine="0" w:left="0"/>
+        <w:jc w:val="left"/>
+        <w:pBdr>
+          <w:top w:val="single" w:sz="4" w:space="1" w:color="CCCCCC"/>
+          <w:left w:val="single" w:sz="4" w:space="1" w:color="CCCCCC"/>
+          <w:bottom w:val="single" w:sz="4" w:space="1" w:color="CCCCCC"/>
+          <w:right w:val="single" w:sz="4" w:space="1" w:color="CCCCCC"/>
+        </w:pBdr>
+        <w:shd w:val="clear" w:color="auto" w:fill="F5F5F5"/>
+      </w:pPr>
+      <w:r>
+        <w:rPr>
+          <w:rFonts w:ascii="Courier New" w:hAnsi="Courier New" w:cs="Courier New"/>
+          <w:rFonts w:ascii="Courier New" w:hAnsi="Courier New"/>
+          <w:sz w:val="20"/>
+        </w:rPr>
+        <w:t xml:space="preserve">        return v</w:t>
+      </w:r>
+    </w:p>
+    <w:p>
+      <w:pPr>
+        <w:spacing w:before="40" w:after="120"/>
+        <w:ind w:firstLine="0"/>
+        <w:jc w:val="center"/>
+      </w:pPr>
+      <w:r>
+        <w:rPr>
+          <w:rFonts w:ascii="Times New Roman" w:hAnsi="Times New Roman" w:cs="Times New Roman"/>
+          <w:rFonts w:ascii="Times New Roman" w:hAnsi="Times New Roman"/>
+          <w:b w:val="0"/>
+          <w:i/>
+          <w:sz w:val="24"/>
+        </w:rPr>
+        <w:t>Рис. 1. Санитизация строк (BeforeValidator) и валидация паролей</w:t>
+      </w:r>
+    </w:p>
+    <w:p>
+      <w:pPr>
+        <w:spacing w:before="120" w:after="40" w:line="360" w:lineRule="auto"/>
+        <w:ind w:firstLine="709"/>
+        <w:jc w:val="left"/>
+      </w:pPr>
+      <w:r>
+        <w:rPr>
+          <w:rFonts w:ascii="Times New Roman" w:hAnsi="Times New Roman" w:cs="Times New Roman"/>
+          <w:rFonts w:ascii="Times New Roman" w:hAnsi="Times New Roman"/>
+          <w:b/>
+          <w:i/>
+          <w:sz w:val="28"/>
+        </w:rPr>
+        <w:t>JWT-аутентификация и хеширование паролей</w:t>
+      </w:r>
+    </w:p>
+    <w:p>
+      <w:pPr>
+        <w:spacing w:before="0" w:after="0" w:line="360" w:lineRule="auto"/>
+        <w:ind w:firstLine="709"/>
+        <w:jc w:val="both"/>
+      </w:pPr>
+      <w:r>
+        <w:rPr>
+          <w:rFonts w:ascii="Times New Roman" w:hAnsi="Times New Roman" w:cs="Times New Roman"/>
+          <w:rFonts w:ascii="Times New Roman" w:hAnsi="Times New Roman"/>
+          <w:b w:val="0"/>
+          <w:i w:val="0"/>
+          <w:sz w:val="28"/>
+        </w:rPr>
+        <w:t>JWT (JSON Web Token, RFC 7519) — стандарт для передачи информации в виде JSON-объекта, подписанного криптографическим ключом. Структура токена: header.payload.signature. В работе реализована ручная JWT HS256 на основе стандартных модулей Python (hmac, hashlib, base64), не требующая внешних зависимостей. Пароли хранятся исключительно в виде bcrypt-хешей: bcrypt — адаптивная хеш-функция с параметром work factor, замедляющая перебор паролей:</w:t>
       </w:r>
     </w:p>
     <w:p>
@@ -2337,13 +3588,13 @@
           <w:i/>
           <w:sz w:val="24"/>
         </w:rPr>
-        <w:t>Рис. 1. Реализация JWT HS256 без внешних зависимостей</w:t>
+        <w:t>Рис. 2. Реализация JWT HS256 и хеширование паролей bcrypt</w:t>
       </w:r>
     </w:p>
     <w:p>
       <w:pPr>
-        <w:spacing w:before="160" w:after="80" w:line="360" w:lineRule="auto"/>
-        <w:ind w:firstLine="0"/>
+        <w:spacing w:before="120" w:after="40" w:line="360" w:lineRule="auto"/>
+        <w:ind w:firstLine="709"/>
         <w:jc w:val="left"/>
       </w:pPr>
       <w:r>
@@ -2351,10 +3602,10 @@
           <w:rFonts w:ascii="Times New Roman" w:hAnsi="Times New Roman" w:cs="Times New Roman"/>
           <w:rFonts w:ascii="Times New Roman" w:hAnsi="Times New Roman"/>
           <w:b/>
-          <w:i w:val="0"/>
+          <w:i/>
           <w:sz w:val="28"/>
         </w:rPr>
-        <w:t>4b. RBAC — ролевое разграничение доступа</w:t>
+        <w:t>Ролевое разграничение доступа (RBAC)</w:t>
       </w:r>
     </w:p>
     <w:p>
@@ -2371,7 +3622,7 @@
           <w:i w:val="0"/>
           <w:sz w:val="28"/>
         </w:rPr>
-        <w:t>Реализовано два уровня доступа: admin (полный CRUD) и user (чтение и создание заказов). Зависимости FastAPI (Depends) обеспечивают декларативную проверку ролей:</w:t>
+        <w:t>Реализовано два уровня доступа: admin (полный CRUD над книгами, категориями, заказами) и user (только чтение и создание заказов). Зависимости FastAPI (Depends) обеспечивают декларативную проверку JWT и ролей на уровне каждого эндпоинта. Принцип наименьших привилегий: пользователь получает только те права, которые необходимы для выполнения его задач:</w:t>
       </w:r>
     </w:p>
     <w:p>
@@ -2393,7 +3644,7 @@
           <w:rFonts w:ascii="Courier New" w:hAnsi="Courier New"/>
           <w:sz w:val="20"/>
         </w:rPr>
-        <w:t>async def get_current_user(</w:t>
+        <w:t>import bcrypt</w:t>
       </w:r>
     </w:p>
     <w:p>
@@ -2415,7 +3666,7 @@
           <w:rFonts w:ascii="Courier New" w:hAnsi="Courier New"/>
           <w:sz w:val="20"/>
         </w:rPr>
-        <w:t xml:space="preserve">    token: str = Depends(oauth2_scheme)</w:t>
+        <w:t xml:space="preserve"> </w:t>
       </w:r>
     </w:p>
     <w:p>
@@ -2437,7 +3688,7 @@
           <w:rFonts w:ascii="Courier New" w:hAnsi="Courier New"/>
           <w:sz w:val="20"/>
         </w:rPr>
-        <w:t>) -&gt; dict:</w:t>
+        <w:t># Хранилище пользователей (in-memory)</w:t>
       </w:r>
     </w:p>
     <w:p>
@@ -2459,7 +3710,7 @@
           <w:rFonts w:ascii="Courier New" w:hAnsi="Courier New"/>
           <w:sz w:val="20"/>
         </w:rPr>
-        <w:t xml:space="preserve">    """Проверяет JWT и возвращает текущего пользователя."""</w:t>
+        <w:t>users_db: dict[str, dict] = {}</w:t>
       </w:r>
     </w:p>
     <w:p>
@@ -2481,7 +3732,271 @@
           <w:rFonts w:ascii="Courier New" w:hAnsi="Courier New"/>
           <w:sz w:val="20"/>
         </w:rPr>
-        <w:t xml:space="preserve">    payload = jwt_decode(token, SECRET_KEY)</w:t>
+        <w:t xml:space="preserve"> </w:t>
+      </w:r>
+    </w:p>
+    <w:p>
+      <w:pPr>
+        <w:spacing w:before="0" w:after="0" w:line="240" w:lineRule="auto"/>
+        <w:ind w:firstLine="0" w:left="0"/>
+        <w:jc w:val="left"/>
+        <w:pBdr>
+          <w:top w:val="single" w:sz="4" w:space="1" w:color="CCCCCC"/>
+          <w:left w:val="single" w:sz="4" w:space="1" w:color="CCCCCC"/>
+          <w:bottom w:val="single" w:sz="4" w:space="1" w:color="CCCCCC"/>
+          <w:right w:val="single" w:sz="4" w:space="1" w:color="CCCCCC"/>
+        </w:pBdr>
+        <w:shd w:val="clear" w:color="auto" w:fill="F5F5F5"/>
+      </w:pPr>
+      <w:r>
+        <w:rPr>
+          <w:rFonts w:ascii="Courier New" w:hAnsi="Courier New" w:cs="Courier New"/>
+          <w:rFonts w:ascii="Courier New" w:hAnsi="Courier New"/>
+          <w:sz w:val="20"/>
+        </w:rPr>
+        <w:t>def hash_password(password: str) -&gt; bytes:</w:t>
+      </w:r>
+    </w:p>
+    <w:p>
+      <w:pPr>
+        <w:spacing w:before="0" w:after="0" w:line="240" w:lineRule="auto"/>
+        <w:ind w:firstLine="0" w:left="0"/>
+        <w:jc w:val="left"/>
+        <w:pBdr>
+          <w:top w:val="single" w:sz="4" w:space="1" w:color="CCCCCC"/>
+          <w:left w:val="single" w:sz="4" w:space="1" w:color="CCCCCC"/>
+          <w:bottom w:val="single" w:sz="4" w:space="1" w:color="CCCCCC"/>
+          <w:right w:val="single" w:sz="4" w:space="1" w:color="CCCCCC"/>
+        </w:pBdr>
+        <w:shd w:val="clear" w:color="auto" w:fill="F5F5F5"/>
+      </w:pPr>
+      <w:r>
+        <w:rPr>
+          <w:rFonts w:ascii="Courier New" w:hAnsi="Courier New" w:cs="Courier New"/>
+          <w:rFonts w:ascii="Courier New" w:hAnsi="Courier New"/>
+          <w:sz w:val="20"/>
+        </w:rPr>
+        <w:t xml:space="preserve">    return bcrypt.hashpw(password.encode(), bcrypt.gensalt())</w:t>
+      </w:r>
+    </w:p>
+    <w:p>
+      <w:pPr>
+        <w:spacing w:before="0" w:after="0" w:line="240" w:lineRule="auto"/>
+        <w:ind w:firstLine="0" w:left="0"/>
+        <w:jc w:val="left"/>
+        <w:pBdr>
+          <w:top w:val="single" w:sz="4" w:space="1" w:color="CCCCCC"/>
+          <w:left w:val="single" w:sz="4" w:space="1" w:color="CCCCCC"/>
+          <w:bottom w:val="single" w:sz="4" w:space="1" w:color="CCCCCC"/>
+          <w:right w:val="single" w:sz="4" w:space="1" w:color="CCCCCC"/>
+        </w:pBdr>
+        <w:shd w:val="clear" w:color="auto" w:fill="F5F5F5"/>
+      </w:pPr>
+      <w:r>
+        <w:rPr>
+          <w:rFonts w:ascii="Courier New" w:hAnsi="Courier New" w:cs="Courier New"/>
+          <w:rFonts w:ascii="Courier New" w:hAnsi="Courier New"/>
+          <w:sz w:val="20"/>
+        </w:rPr>
+        <w:t xml:space="preserve"> </w:t>
+      </w:r>
+    </w:p>
+    <w:p>
+      <w:pPr>
+        <w:spacing w:before="0" w:after="0" w:line="240" w:lineRule="auto"/>
+        <w:ind w:firstLine="0" w:left="0"/>
+        <w:jc w:val="left"/>
+        <w:pBdr>
+          <w:top w:val="single" w:sz="4" w:space="1" w:color="CCCCCC"/>
+          <w:left w:val="single" w:sz="4" w:space="1" w:color="CCCCCC"/>
+          <w:bottom w:val="single" w:sz="4" w:space="1" w:color="CCCCCC"/>
+          <w:right w:val="single" w:sz="4" w:space="1" w:color="CCCCCC"/>
+        </w:pBdr>
+        <w:shd w:val="clear" w:color="auto" w:fill="F5F5F5"/>
+      </w:pPr>
+      <w:r>
+        <w:rPr>
+          <w:rFonts w:ascii="Courier New" w:hAnsi="Courier New" w:cs="Courier New"/>
+          <w:rFonts w:ascii="Courier New" w:hAnsi="Courier New"/>
+          <w:sz w:val="20"/>
+        </w:rPr>
+        <w:t>def verify_password(plain: str, hashed: bytes) -&gt; bool:</w:t>
+      </w:r>
+    </w:p>
+    <w:p>
+      <w:pPr>
+        <w:spacing w:before="0" w:after="0" w:line="240" w:lineRule="auto"/>
+        <w:ind w:firstLine="0" w:left="0"/>
+        <w:jc w:val="left"/>
+        <w:pBdr>
+          <w:top w:val="single" w:sz="4" w:space="1" w:color="CCCCCC"/>
+          <w:left w:val="single" w:sz="4" w:space="1" w:color="CCCCCC"/>
+          <w:bottom w:val="single" w:sz="4" w:space="1" w:color="CCCCCC"/>
+          <w:right w:val="single" w:sz="4" w:space="1" w:color="CCCCCC"/>
+        </w:pBdr>
+        <w:shd w:val="clear" w:color="auto" w:fill="F5F5F5"/>
+      </w:pPr>
+      <w:r>
+        <w:rPr>
+          <w:rFonts w:ascii="Courier New" w:hAnsi="Courier New" w:cs="Courier New"/>
+          <w:rFonts w:ascii="Courier New" w:hAnsi="Courier New"/>
+          <w:sz w:val="20"/>
+        </w:rPr>
+        <w:t xml:space="preserve">    return bcrypt.checkpw(plain.encode(), hashed)</w:t>
+      </w:r>
+    </w:p>
+    <w:p>
+      <w:pPr>
+        <w:spacing w:before="0" w:after="0" w:line="240" w:lineRule="auto"/>
+        <w:ind w:firstLine="0" w:left="0"/>
+        <w:jc w:val="left"/>
+        <w:pBdr>
+          <w:top w:val="single" w:sz="4" w:space="1" w:color="CCCCCC"/>
+          <w:left w:val="single" w:sz="4" w:space="1" w:color="CCCCCC"/>
+          <w:bottom w:val="single" w:sz="4" w:space="1" w:color="CCCCCC"/>
+          <w:right w:val="single" w:sz="4" w:space="1" w:color="CCCCCC"/>
+        </w:pBdr>
+        <w:shd w:val="clear" w:color="auto" w:fill="F5F5F5"/>
+      </w:pPr>
+      <w:r>
+        <w:rPr>
+          <w:rFonts w:ascii="Courier New" w:hAnsi="Courier New" w:cs="Courier New"/>
+          <w:rFonts w:ascii="Courier New" w:hAnsi="Courier New"/>
+          <w:sz w:val="20"/>
+        </w:rPr>
+        <w:t xml:space="preserve"> </w:t>
+      </w:r>
+    </w:p>
+    <w:p>
+      <w:pPr>
+        <w:spacing w:before="0" w:after="0" w:line="240" w:lineRule="auto"/>
+        <w:ind w:firstLine="0" w:left="0"/>
+        <w:jc w:val="left"/>
+        <w:pBdr>
+          <w:top w:val="single" w:sz="4" w:space="1" w:color="CCCCCC"/>
+          <w:left w:val="single" w:sz="4" w:space="1" w:color="CCCCCC"/>
+          <w:bottom w:val="single" w:sz="4" w:space="1" w:color="CCCCCC"/>
+          <w:right w:val="single" w:sz="4" w:space="1" w:color="CCCCCC"/>
+        </w:pBdr>
+        <w:shd w:val="clear" w:color="auto" w:fill="F5F5F5"/>
+      </w:pPr>
+      <w:r>
+        <w:rPr>
+          <w:rFonts w:ascii="Courier New" w:hAnsi="Courier New" w:cs="Courier New"/>
+          <w:rFonts w:ascii="Courier New" w:hAnsi="Courier New"/>
+          <w:sz w:val="20"/>
+        </w:rPr>
+        <w:t># Зависимость: получение текущего пользователя по JWT</w:t>
+      </w:r>
+    </w:p>
+    <w:p>
+      <w:pPr>
+        <w:spacing w:before="0" w:after="0" w:line="240" w:lineRule="auto"/>
+        <w:ind w:firstLine="0" w:left="0"/>
+        <w:jc w:val="left"/>
+        <w:pBdr>
+          <w:top w:val="single" w:sz="4" w:space="1" w:color="CCCCCC"/>
+          <w:left w:val="single" w:sz="4" w:space="1" w:color="CCCCCC"/>
+          <w:bottom w:val="single" w:sz="4" w:space="1" w:color="CCCCCC"/>
+          <w:right w:val="single" w:sz="4" w:space="1" w:color="CCCCCC"/>
+        </w:pBdr>
+        <w:shd w:val="clear" w:color="auto" w:fill="F5F5F5"/>
+      </w:pPr>
+      <w:r>
+        <w:rPr>
+          <w:rFonts w:ascii="Courier New" w:hAnsi="Courier New" w:cs="Courier New"/>
+          <w:rFonts w:ascii="Courier New" w:hAnsi="Courier New"/>
+          <w:sz w:val="20"/>
+        </w:rPr>
+        <w:t>async def get_current_user(token: str = Depends(oauth2_scheme)) -&gt; dict:</w:t>
+      </w:r>
+    </w:p>
+    <w:p>
+      <w:pPr>
+        <w:spacing w:before="0" w:after="0" w:line="240" w:lineRule="auto"/>
+        <w:ind w:firstLine="0" w:left="0"/>
+        <w:jc w:val="left"/>
+        <w:pBdr>
+          <w:top w:val="single" w:sz="4" w:space="1" w:color="CCCCCC"/>
+          <w:left w:val="single" w:sz="4" w:space="1" w:color="CCCCCC"/>
+          <w:bottom w:val="single" w:sz="4" w:space="1" w:color="CCCCCC"/>
+          <w:right w:val="single" w:sz="4" w:space="1" w:color="CCCCCC"/>
+        </w:pBdr>
+        <w:shd w:val="clear" w:color="auto" w:fill="F5F5F5"/>
+      </w:pPr>
+      <w:r>
+        <w:rPr>
+          <w:rFonts w:ascii="Courier New" w:hAnsi="Courier New" w:cs="Courier New"/>
+          <w:rFonts w:ascii="Courier New" w:hAnsi="Courier New"/>
+          <w:sz w:val="20"/>
+        </w:rPr>
+        <w:t xml:space="preserve">    try:</w:t>
+      </w:r>
+    </w:p>
+    <w:p>
+      <w:pPr>
+        <w:spacing w:before="0" w:after="0" w:line="240" w:lineRule="auto"/>
+        <w:ind w:firstLine="0" w:left="0"/>
+        <w:jc w:val="left"/>
+        <w:pBdr>
+          <w:top w:val="single" w:sz="4" w:space="1" w:color="CCCCCC"/>
+          <w:left w:val="single" w:sz="4" w:space="1" w:color="CCCCCC"/>
+          <w:bottom w:val="single" w:sz="4" w:space="1" w:color="CCCCCC"/>
+          <w:right w:val="single" w:sz="4" w:space="1" w:color="CCCCCC"/>
+        </w:pBdr>
+        <w:shd w:val="clear" w:color="auto" w:fill="F5F5F5"/>
+      </w:pPr>
+      <w:r>
+        <w:rPr>
+          <w:rFonts w:ascii="Courier New" w:hAnsi="Courier New" w:cs="Courier New"/>
+          <w:rFonts w:ascii="Courier New" w:hAnsi="Courier New"/>
+          <w:sz w:val="20"/>
+        </w:rPr>
+        <w:t xml:space="preserve">        payload = jwt_decode(token)</w:t>
+      </w:r>
+    </w:p>
+    <w:p>
+      <w:pPr>
+        <w:spacing w:before="0" w:after="0" w:line="240" w:lineRule="auto"/>
+        <w:ind w:firstLine="0" w:left="0"/>
+        <w:jc w:val="left"/>
+        <w:pBdr>
+          <w:top w:val="single" w:sz="4" w:space="1" w:color="CCCCCC"/>
+          <w:left w:val="single" w:sz="4" w:space="1" w:color="CCCCCC"/>
+          <w:bottom w:val="single" w:sz="4" w:space="1" w:color="CCCCCC"/>
+          <w:right w:val="single" w:sz="4" w:space="1" w:color="CCCCCC"/>
+        </w:pBdr>
+        <w:shd w:val="clear" w:color="auto" w:fill="F5F5F5"/>
+      </w:pPr>
+      <w:r>
+        <w:rPr>
+          <w:rFonts w:ascii="Courier New" w:hAnsi="Courier New" w:cs="Courier New"/>
+          <w:rFonts w:ascii="Courier New" w:hAnsi="Courier New"/>
+          <w:sz w:val="20"/>
+        </w:rPr>
+        <w:t xml:space="preserve">    except ValueError as e:</w:t>
+      </w:r>
+    </w:p>
+    <w:p>
+      <w:pPr>
+        <w:spacing w:before="0" w:after="0" w:line="240" w:lineRule="auto"/>
+        <w:ind w:firstLine="0" w:left="0"/>
+        <w:jc w:val="left"/>
+        <w:pBdr>
+          <w:top w:val="single" w:sz="4" w:space="1" w:color="CCCCCC"/>
+          <w:left w:val="single" w:sz="4" w:space="1" w:color="CCCCCC"/>
+          <w:bottom w:val="single" w:sz="4" w:space="1" w:color="CCCCCC"/>
+          <w:right w:val="single" w:sz="4" w:space="1" w:color="CCCCCC"/>
+        </w:pBdr>
+        <w:shd w:val="clear" w:color="auto" w:fill="F5F5F5"/>
+      </w:pPr>
+      <w:r>
+        <w:rPr>
+          <w:rFonts w:ascii="Courier New" w:hAnsi="Courier New" w:cs="Courier New"/>
+          <w:rFonts w:ascii="Courier New" w:hAnsi="Courier New"/>
+          <w:sz w:val="20"/>
+        </w:rPr>
+        <w:t xml:space="preserve">        raise HTTPException(status_code=401, detail=str(e))</w:t>
       </w:r>
     </w:p>
     <w:p>
@@ -2569,29 +4084,7 @@
           <w:rFonts w:ascii="Courier New" w:hAnsi="Courier New"/>
           <w:sz w:val="20"/>
         </w:rPr>
-        <w:t xml:space="preserve">        raise HTTPException(status_code=401,</w:t>
-      </w:r>
-    </w:p>
-    <w:p>
-      <w:pPr>
-        <w:spacing w:before="0" w:after="0" w:line="240" w:lineRule="auto"/>
-        <w:ind w:firstLine="0" w:left="0"/>
-        <w:jc w:val="left"/>
-        <w:pBdr>
-          <w:top w:val="single" w:sz="4" w:space="1" w:color="CCCCCC"/>
-          <w:left w:val="single" w:sz="4" w:space="1" w:color="CCCCCC"/>
-          <w:bottom w:val="single" w:sz="4" w:space="1" w:color="CCCCCC"/>
-          <w:right w:val="single" w:sz="4" w:space="1" w:color="CCCCCC"/>
-        </w:pBdr>
-        <w:shd w:val="clear" w:color="auto" w:fill="F5F5F5"/>
-      </w:pPr>
-      <w:r>
-        <w:rPr>
-          <w:rFonts w:ascii="Courier New" w:hAnsi="Courier New" w:cs="Courier New"/>
-          <w:rFonts w:ascii="Courier New" w:hAnsi="Courier New"/>
-          <w:sz w:val="20"/>
-        </w:rPr>
-        <w:t xml:space="preserve">                            detail="Пользователь не найден")</w:t>
+        <w:t xml:space="preserve">        raise HTTPException(status_code=401, detail="Пользователь не найден")</w:t>
       </w:r>
     </w:p>
     <w:p>
@@ -2657,7 +4150,7 @@
           <w:rFonts w:ascii="Courier New" w:hAnsi="Courier New"/>
           <w:sz w:val="20"/>
         </w:rPr>
-        <w:t>async def require_admin(</w:t>
+        <w:t># Зависимость: проверка роли admin</w:t>
       </w:r>
     </w:p>
     <w:p>
@@ -2679,51 +4172,7 @@
           <w:rFonts w:ascii="Courier New" w:hAnsi="Courier New"/>
           <w:sz w:val="20"/>
         </w:rPr>
-        <w:t xml:space="preserve">    current_user: dict = Depends(get_current_user)</w:t>
-      </w:r>
-    </w:p>
-    <w:p>
-      <w:pPr>
-        <w:spacing w:before="0" w:after="0" w:line="240" w:lineRule="auto"/>
-        <w:ind w:firstLine="0" w:left="0"/>
-        <w:jc w:val="left"/>
-        <w:pBdr>
-          <w:top w:val="single" w:sz="4" w:space="1" w:color="CCCCCC"/>
-          <w:left w:val="single" w:sz="4" w:space="1" w:color="CCCCCC"/>
-          <w:bottom w:val="single" w:sz="4" w:space="1" w:color="CCCCCC"/>
-          <w:right w:val="single" w:sz="4" w:space="1" w:color="CCCCCC"/>
-        </w:pBdr>
-        <w:shd w:val="clear" w:color="auto" w:fill="F5F5F5"/>
-      </w:pPr>
-      <w:r>
-        <w:rPr>
-          <w:rFonts w:ascii="Courier New" w:hAnsi="Courier New" w:cs="Courier New"/>
-          <w:rFonts w:ascii="Courier New" w:hAnsi="Courier New"/>
-          <w:sz w:val="20"/>
-        </w:rPr>
-        <w:t>) -&gt; dict:</w:t>
-      </w:r>
-    </w:p>
-    <w:p>
-      <w:pPr>
-        <w:spacing w:before="0" w:after="0" w:line="240" w:lineRule="auto"/>
-        <w:ind w:firstLine="0" w:left="0"/>
-        <w:jc w:val="left"/>
-        <w:pBdr>
-          <w:top w:val="single" w:sz="4" w:space="1" w:color="CCCCCC"/>
-          <w:left w:val="single" w:sz="4" w:space="1" w:color="CCCCCC"/>
-          <w:bottom w:val="single" w:sz="4" w:space="1" w:color="CCCCCC"/>
-          <w:right w:val="single" w:sz="4" w:space="1" w:color="CCCCCC"/>
-        </w:pBdr>
-        <w:shd w:val="clear" w:color="auto" w:fill="F5F5F5"/>
-      </w:pPr>
-      <w:r>
-        <w:rPr>
-          <w:rFonts w:ascii="Courier New" w:hAnsi="Courier New" w:cs="Courier New"/>
-          <w:rFonts w:ascii="Courier New" w:hAnsi="Courier New"/>
-          <w:sz w:val="20"/>
-        </w:rPr>
-        <w:t xml:space="preserve">    """Проверяет роль admin — иначе 403 Forbidden."""</w:t>
+        <w:t>async def require_admin(current_user: dict = Depends(get_current_user)) -&gt; dict:</w:t>
       </w:r>
     </w:p>
     <w:p>
@@ -2767,29 +4216,7 @@
           <w:rFonts w:ascii="Courier New" w:hAnsi="Courier New"/>
           <w:sz w:val="20"/>
         </w:rPr>
-        <w:t xml:space="preserve">        raise HTTPException(status_code=403,</w:t>
-      </w:r>
-    </w:p>
-    <w:p>
-      <w:pPr>
-        <w:spacing w:before="0" w:after="0" w:line="240" w:lineRule="auto"/>
-        <w:ind w:firstLine="0" w:left="0"/>
-        <w:jc w:val="left"/>
-        <w:pBdr>
-          <w:top w:val="single" w:sz="4" w:space="1" w:color="CCCCCC"/>
-          <w:left w:val="single" w:sz="4" w:space="1" w:color="CCCCCC"/>
-          <w:bottom w:val="single" w:sz="4" w:space="1" w:color="CCCCCC"/>
-          <w:right w:val="single" w:sz="4" w:space="1" w:color="CCCCCC"/>
-        </w:pBdr>
-        <w:shd w:val="clear" w:color="auto" w:fill="F5F5F5"/>
-      </w:pPr>
-      <w:r>
-        <w:rPr>
-          <w:rFonts w:ascii="Courier New" w:hAnsi="Courier New" w:cs="Courier New"/>
-          <w:rFonts w:ascii="Courier New" w:hAnsi="Courier New"/>
-          <w:sz w:val="20"/>
-        </w:rPr>
-        <w:t xml:space="preserve">                            detail="Требуется роль администратора")</w:t>
+        <w:t xml:space="preserve">        raise HTTPException(status_code=403, detail="Требуется роль администратора")</w:t>
       </w:r>
     </w:p>
     <w:p>
@@ -2877,7 +4304,7 @@
           <w:rFonts w:ascii="Courier New" w:hAnsi="Courier New"/>
           <w:sz w:val="20"/>
         </w:rPr>
-        <w:t>@books_router.post("/", status_code=201,</w:t>
+        <w:t>@books_router.post("/", status_code=201, summary="Добавить книгу (только admin)")</w:t>
       </w:r>
     </w:p>
     <w:p>
@@ -2899,51 +4326,7 @@
           <w:rFonts w:ascii="Courier New" w:hAnsi="Courier New"/>
           <w:sz w:val="20"/>
         </w:rPr>
-        <w:t xml:space="preserve">                   summary="Добавить книгу (только admin)")</w:t>
-      </w:r>
-    </w:p>
-    <w:p>
-      <w:pPr>
-        <w:spacing w:before="0" w:after="0" w:line="240" w:lineRule="auto"/>
-        <w:ind w:firstLine="0" w:left="0"/>
-        <w:jc w:val="left"/>
-        <w:pBdr>
-          <w:top w:val="single" w:sz="4" w:space="1" w:color="CCCCCC"/>
-          <w:left w:val="single" w:sz="4" w:space="1" w:color="CCCCCC"/>
-          <w:bottom w:val="single" w:sz="4" w:space="1" w:color="CCCCCC"/>
-          <w:right w:val="single" w:sz="4" w:space="1" w:color="CCCCCC"/>
-        </w:pBdr>
-        <w:shd w:val="clear" w:color="auto" w:fill="F5F5F5"/>
-      </w:pPr>
-      <w:r>
-        <w:rPr>
-          <w:rFonts w:ascii="Courier New" w:hAnsi="Courier New" w:cs="Courier New"/>
-          <w:rFonts w:ascii="Courier New" w:hAnsi="Courier New"/>
-          <w:sz w:val="20"/>
-        </w:rPr>
-        <w:t>def create_book(book: BookCreate,</w:t>
-      </w:r>
-    </w:p>
-    <w:p>
-      <w:pPr>
-        <w:spacing w:before="0" w:after="0" w:line="240" w:lineRule="auto"/>
-        <w:ind w:firstLine="0" w:left="0"/>
-        <w:jc w:val="left"/>
-        <w:pBdr>
-          <w:top w:val="single" w:sz="4" w:space="1" w:color="CCCCCC"/>
-          <w:left w:val="single" w:sz="4" w:space="1" w:color="CCCCCC"/>
-          <w:bottom w:val="single" w:sz="4" w:space="1" w:color="CCCCCC"/>
-          <w:right w:val="single" w:sz="4" w:space="1" w:color="CCCCCC"/>
-        </w:pBdr>
-        <w:shd w:val="clear" w:color="auto" w:fill="F5F5F5"/>
-      </w:pPr>
-      <w:r>
-        <w:rPr>
-          <w:rFonts w:ascii="Courier New" w:hAnsi="Courier New" w:cs="Courier New"/>
-          <w:rFonts w:ascii="Courier New" w:hAnsi="Courier New"/>
-          <w:sz w:val="20"/>
-        </w:rPr>
-        <w:t xml:space="preserve">                _admin: dict = Depends(require_admin)):</w:t>
+        <w:t>def create_book(book: BookCreate, _admin: dict = Depends(require_admin)):</w:t>
       </w:r>
     </w:p>
     <w:p>
@@ -3009,7 +4392,7 @@
           <w:rFonts w:ascii="Courier New" w:hAnsi="Courier New"/>
           <w:sz w:val="20"/>
         </w:rPr>
-        <w:t>@orders_router.post("/",</w:t>
+        <w:t>@orders_router.post("/", summary="Создать заказ (авторизованный пользователь)")</w:t>
       </w:r>
     </w:p>
     <w:p>
@@ -3031,51 +4414,7 @@
           <w:rFonts w:ascii="Courier New" w:hAnsi="Courier New"/>
           <w:sz w:val="20"/>
         </w:rPr>
-        <w:t xml:space="preserve">                    summary="Создать заказ (авторизованный пользователь)")</w:t>
-      </w:r>
-    </w:p>
-    <w:p>
-      <w:pPr>
-        <w:spacing w:before="0" w:after="0" w:line="240" w:lineRule="auto"/>
-        <w:ind w:firstLine="0" w:left="0"/>
-        <w:jc w:val="left"/>
-        <w:pBdr>
-          <w:top w:val="single" w:sz="4" w:space="1" w:color="CCCCCC"/>
-          <w:left w:val="single" w:sz="4" w:space="1" w:color="CCCCCC"/>
-          <w:bottom w:val="single" w:sz="4" w:space="1" w:color="CCCCCC"/>
-          <w:right w:val="single" w:sz="4" w:space="1" w:color="CCCCCC"/>
-        </w:pBdr>
-        <w:shd w:val="clear" w:color="auto" w:fill="F5F5F5"/>
-      </w:pPr>
-      <w:r>
-        <w:rPr>
-          <w:rFonts w:ascii="Courier New" w:hAnsi="Courier New" w:cs="Courier New"/>
-          <w:rFonts w:ascii="Courier New" w:hAnsi="Courier New"/>
-          <w:sz w:val="20"/>
-        </w:rPr>
-        <w:t>def create_order(order: OrderCreate,</w:t>
-      </w:r>
-    </w:p>
-    <w:p>
-      <w:pPr>
-        <w:spacing w:before="0" w:after="0" w:line="240" w:lineRule="auto"/>
-        <w:ind w:firstLine="0" w:left="0"/>
-        <w:jc w:val="left"/>
-        <w:pBdr>
-          <w:top w:val="single" w:sz="4" w:space="1" w:color="CCCCCC"/>
-          <w:left w:val="single" w:sz="4" w:space="1" w:color="CCCCCC"/>
-          <w:bottom w:val="single" w:sz="4" w:space="1" w:color="CCCCCC"/>
-          <w:right w:val="single" w:sz="4" w:space="1" w:color="CCCCCC"/>
-        </w:pBdr>
-        <w:shd w:val="clear" w:color="auto" w:fill="F5F5F5"/>
-      </w:pPr>
-      <w:r>
-        <w:rPr>
-          <w:rFonts w:ascii="Courier New" w:hAnsi="Courier New" w:cs="Courier New"/>
-          <w:rFonts w:ascii="Courier New" w:hAnsi="Courier New"/>
-          <w:sz w:val="20"/>
-        </w:rPr>
-        <w:t xml:space="preserve">                 _user: dict = Depends(get_current_user)):</w:t>
+        <w:t>def create_order(order: OrderCreate, _user: dict = Depends(get_current_user)):</w:t>
       </w:r>
     </w:p>
     <w:p>
@@ -3114,13 +4453,13 @@
           <w:i/>
           <w:sz w:val="24"/>
         </w:rPr>
-        <w:t>Рис. 2. Реализация RBAC через зависимости FastAPI</w:t>
+        <w:t>Рис. 3. Хеширование паролей bcrypt и RBAC через зависимости FastAPI</w:t>
       </w:r>
     </w:p>
     <w:p>
       <w:pPr>
-        <w:spacing w:before="160" w:after="80" w:line="360" w:lineRule="auto"/>
-        <w:ind w:firstLine="0"/>
+        <w:spacing w:before="120" w:after="40" w:line="360" w:lineRule="auto"/>
+        <w:ind w:firstLine="709"/>
         <w:jc w:val="left"/>
       </w:pPr>
       <w:r>
@@ -3128,10 +4467,10 @@
           <w:rFonts w:ascii="Times New Roman" w:hAnsi="Times New Roman" w:cs="Times New Roman"/>
           <w:rFonts w:ascii="Times New Roman" w:hAnsi="Times New Roman"/>
           <w:b/>
-          <w:i w:val="0"/>
+          <w:i/>
           <w:sz w:val="28"/>
         </w:rPr>
-        <w:t>4c. Хэширование паролей (bcrypt)</w:t>
+        <w:t>Rate Limiting и защитные HTTP-заголовки</w:t>
       </w:r>
     </w:p>
     <w:p>
@@ -3148,7 +4487,7 @@
           <w:i w:val="0"/>
           <w:sz w:val="28"/>
         </w:rPr>
-        <w:t>Пароли хранятся исключительно в виде bcrypt-хешей. bcrypt — адаптивная хэш-функция, специально разработанная для хэширования паролей. Параметр work factor (cost) позволяет увеличивать сложность по мере роста производительности CPU:</w:t>
+        <w:t>Ограничение частоты запросов (Rate Limiting) защищает от атак DoS и brute-force: не более 60 запросов в минуту с одного IP-адреса. Реализован скользящий счётчик на основе временных меток. Middleware также добавляет защитные HTTP-заголовки к каждому ответу: X-Frame-Options: DENY (защита от clickjacking), X-Content-Type-Options: nosniff (предотвращение MIME sniffing), Content-Security-Policy: default-src 'self' (ограничение источников контента), Strict-Transport-Security (принудительное HTTPS):</w:t>
       </w:r>
     </w:p>
     <w:p>
@@ -3170,7 +4509,51 @@
           <w:rFonts w:ascii="Courier New" w:hAnsi="Courier New"/>
           <w:sz w:val="20"/>
         </w:rPr>
-        <w:t>import bcrypt</w:t>
+        <w:t>import time</w:t>
+      </w:r>
+    </w:p>
+    <w:p>
+      <w:pPr>
+        <w:spacing w:before="0" w:after="0" w:line="240" w:lineRule="auto"/>
+        <w:ind w:firstLine="0" w:left="0"/>
+        <w:jc w:val="left"/>
+        <w:pBdr>
+          <w:top w:val="single" w:sz="4" w:space="1" w:color="CCCCCC"/>
+          <w:left w:val="single" w:sz="4" w:space="1" w:color="CCCCCC"/>
+          <w:bottom w:val="single" w:sz="4" w:space="1" w:color="CCCCCC"/>
+          <w:right w:val="single" w:sz="4" w:space="1" w:color="CCCCCC"/>
+        </w:pBdr>
+        <w:shd w:val="clear" w:color="auto" w:fill="F5F5F5"/>
+      </w:pPr>
+      <w:r>
+        <w:rPr>
+          <w:rFonts w:ascii="Courier New" w:hAnsi="Courier New" w:cs="Courier New"/>
+          <w:rFonts w:ascii="Courier New" w:hAnsi="Courier New"/>
+          <w:sz w:val="20"/>
+        </w:rPr>
+        <w:t>from fastapi import Request</w:t>
+      </w:r>
+    </w:p>
+    <w:p>
+      <w:pPr>
+        <w:spacing w:before="0" w:after="0" w:line="240" w:lineRule="auto"/>
+        <w:ind w:firstLine="0" w:left="0"/>
+        <w:jc w:val="left"/>
+        <w:pBdr>
+          <w:top w:val="single" w:sz="4" w:space="1" w:color="CCCCCC"/>
+          <w:left w:val="single" w:sz="4" w:space="1" w:color="CCCCCC"/>
+          <w:bottom w:val="single" w:sz="4" w:space="1" w:color="CCCCCC"/>
+          <w:right w:val="single" w:sz="4" w:space="1" w:color="CCCCCC"/>
+        </w:pBdr>
+        <w:shd w:val="clear" w:color="auto" w:fill="F5F5F5"/>
+      </w:pPr>
+      <w:r>
+        <w:rPr>
+          <w:rFonts w:ascii="Courier New" w:hAnsi="Courier New" w:cs="Courier New"/>
+          <w:rFonts w:ascii="Courier New" w:hAnsi="Courier New"/>
+          <w:sz w:val="20"/>
+        </w:rPr>
+        <w:t>from fastapi.responses import JSONResponse</w:t>
       </w:r>
     </w:p>
     <w:p>
@@ -3214,7 +4597,7 @@
           <w:rFonts w:ascii="Courier New" w:hAnsi="Courier New"/>
           <w:sz w:val="20"/>
         </w:rPr>
-        <w:t># Хэширование пароля при регистрации</w:t>
+        <w:t>_request_counts: dict[str, list] = {}</w:t>
       </w:r>
     </w:p>
     <w:p>
@@ -3236,7 +4619,7 @@
           <w:rFonts w:ascii="Courier New" w:hAnsi="Courier New"/>
           <w:sz w:val="20"/>
         </w:rPr>
-        <w:t>def hash_password(password: str) -&gt; bytes:</w:t>
+        <w:t>RATE_LIMIT = 60    # максимум запросов</w:t>
       </w:r>
     </w:p>
     <w:p>
@@ -3258,7 +4641,7 @@
           <w:rFonts w:ascii="Courier New" w:hAnsi="Courier New"/>
           <w:sz w:val="20"/>
         </w:rPr>
-        <w:t xml:space="preserve">    return bcrypt.hashpw(password.encode(), bcrypt.gensalt())</w:t>
+        <w:t>RATE_WINDOW = 60   # временное окно в секундах</w:t>
       </w:r>
     </w:p>
     <w:p>
@@ -3302,7 +4685,7 @@
           <w:rFonts w:ascii="Courier New" w:hAnsi="Courier New"/>
           <w:sz w:val="20"/>
         </w:rPr>
-        <w:t># Проверка пароля при входе</w:t>
+        <w:t>def check_rate_limit(ip: str) -&gt; bool:</w:t>
       </w:r>
     </w:p>
     <w:p>
@@ -3324,7 +4707,7 @@
           <w:rFonts w:ascii="Courier New" w:hAnsi="Courier New"/>
           <w:sz w:val="20"/>
         </w:rPr>
-        <w:t>def verify_password(plain: str, hashed: bytes) -&gt; bool:</w:t>
+        <w:t xml:space="preserve">    now = time.time()</w:t>
       </w:r>
     </w:p>
     <w:p>
@@ -3346,7 +4729,139 @@
           <w:rFonts w:ascii="Courier New" w:hAnsi="Courier New"/>
           <w:sz w:val="20"/>
         </w:rPr>
-        <w:t xml:space="preserve">    return bcrypt.checkpw(plain.encode(), hashed)</w:t>
+        <w:t xml:space="preserve">    if ip not in _request_counts:</w:t>
+      </w:r>
+    </w:p>
+    <w:p>
+      <w:pPr>
+        <w:spacing w:before="0" w:after="0" w:line="240" w:lineRule="auto"/>
+        <w:ind w:firstLine="0" w:left="0"/>
+        <w:jc w:val="left"/>
+        <w:pBdr>
+          <w:top w:val="single" w:sz="4" w:space="1" w:color="CCCCCC"/>
+          <w:left w:val="single" w:sz="4" w:space="1" w:color="CCCCCC"/>
+          <w:bottom w:val="single" w:sz="4" w:space="1" w:color="CCCCCC"/>
+          <w:right w:val="single" w:sz="4" w:space="1" w:color="CCCCCC"/>
+        </w:pBdr>
+        <w:shd w:val="clear" w:color="auto" w:fill="F5F5F5"/>
+      </w:pPr>
+      <w:r>
+        <w:rPr>
+          <w:rFonts w:ascii="Courier New" w:hAnsi="Courier New" w:cs="Courier New"/>
+          <w:rFonts w:ascii="Courier New" w:hAnsi="Courier New"/>
+          <w:sz w:val="20"/>
+        </w:rPr>
+        <w:t xml:space="preserve">        _request_counts[ip] = []</w:t>
+      </w:r>
+    </w:p>
+    <w:p>
+      <w:pPr>
+        <w:spacing w:before="0" w:after="0" w:line="240" w:lineRule="auto"/>
+        <w:ind w:firstLine="0" w:left="0"/>
+        <w:jc w:val="left"/>
+        <w:pBdr>
+          <w:top w:val="single" w:sz="4" w:space="1" w:color="CCCCCC"/>
+          <w:left w:val="single" w:sz="4" w:space="1" w:color="CCCCCC"/>
+          <w:bottom w:val="single" w:sz="4" w:space="1" w:color="CCCCCC"/>
+          <w:right w:val="single" w:sz="4" w:space="1" w:color="CCCCCC"/>
+        </w:pBdr>
+        <w:shd w:val="clear" w:color="auto" w:fill="F5F5F5"/>
+      </w:pPr>
+      <w:r>
+        <w:rPr>
+          <w:rFonts w:ascii="Courier New" w:hAnsi="Courier New" w:cs="Courier New"/>
+          <w:rFonts w:ascii="Courier New" w:hAnsi="Courier New"/>
+          <w:sz w:val="20"/>
+        </w:rPr>
+        <w:t xml:space="preserve">    _request_counts[ip] = [t for t in _request_counts[ip] if now - t &lt; RATE_WINDOW]</w:t>
+      </w:r>
+    </w:p>
+    <w:p>
+      <w:pPr>
+        <w:spacing w:before="0" w:after="0" w:line="240" w:lineRule="auto"/>
+        <w:ind w:firstLine="0" w:left="0"/>
+        <w:jc w:val="left"/>
+        <w:pBdr>
+          <w:top w:val="single" w:sz="4" w:space="1" w:color="CCCCCC"/>
+          <w:left w:val="single" w:sz="4" w:space="1" w:color="CCCCCC"/>
+          <w:bottom w:val="single" w:sz="4" w:space="1" w:color="CCCCCC"/>
+          <w:right w:val="single" w:sz="4" w:space="1" w:color="CCCCCC"/>
+        </w:pBdr>
+        <w:shd w:val="clear" w:color="auto" w:fill="F5F5F5"/>
+      </w:pPr>
+      <w:r>
+        <w:rPr>
+          <w:rFonts w:ascii="Courier New" w:hAnsi="Courier New" w:cs="Courier New"/>
+          <w:rFonts w:ascii="Courier New" w:hAnsi="Courier New"/>
+          <w:sz w:val="20"/>
+        </w:rPr>
+        <w:t xml:space="preserve">    if len(_request_counts[ip]) &gt;= RATE_LIMIT:</w:t>
+      </w:r>
+    </w:p>
+    <w:p>
+      <w:pPr>
+        <w:spacing w:before="0" w:after="0" w:line="240" w:lineRule="auto"/>
+        <w:ind w:firstLine="0" w:left="0"/>
+        <w:jc w:val="left"/>
+        <w:pBdr>
+          <w:top w:val="single" w:sz="4" w:space="1" w:color="CCCCCC"/>
+          <w:left w:val="single" w:sz="4" w:space="1" w:color="CCCCCC"/>
+          <w:bottom w:val="single" w:sz="4" w:space="1" w:color="CCCCCC"/>
+          <w:right w:val="single" w:sz="4" w:space="1" w:color="CCCCCC"/>
+        </w:pBdr>
+        <w:shd w:val="clear" w:color="auto" w:fill="F5F5F5"/>
+      </w:pPr>
+      <w:r>
+        <w:rPr>
+          <w:rFonts w:ascii="Courier New" w:hAnsi="Courier New" w:cs="Courier New"/>
+          <w:rFonts w:ascii="Courier New" w:hAnsi="Courier New"/>
+          <w:sz w:val="20"/>
+        </w:rPr>
+        <w:t xml:space="preserve">        return False</w:t>
+      </w:r>
+    </w:p>
+    <w:p>
+      <w:pPr>
+        <w:spacing w:before="0" w:after="0" w:line="240" w:lineRule="auto"/>
+        <w:ind w:firstLine="0" w:left="0"/>
+        <w:jc w:val="left"/>
+        <w:pBdr>
+          <w:top w:val="single" w:sz="4" w:space="1" w:color="CCCCCC"/>
+          <w:left w:val="single" w:sz="4" w:space="1" w:color="CCCCCC"/>
+          <w:bottom w:val="single" w:sz="4" w:space="1" w:color="CCCCCC"/>
+          <w:right w:val="single" w:sz="4" w:space="1" w:color="CCCCCC"/>
+        </w:pBdr>
+        <w:shd w:val="clear" w:color="auto" w:fill="F5F5F5"/>
+      </w:pPr>
+      <w:r>
+        <w:rPr>
+          <w:rFonts w:ascii="Courier New" w:hAnsi="Courier New" w:cs="Courier New"/>
+          <w:rFonts w:ascii="Courier New" w:hAnsi="Courier New"/>
+          <w:sz w:val="20"/>
+        </w:rPr>
+        <w:t xml:space="preserve">    _request_counts[ip].append(now)</w:t>
+      </w:r>
+    </w:p>
+    <w:p>
+      <w:pPr>
+        <w:spacing w:before="0" w:after="0" w:line="240" w:lineRule="auto"/>
+        <w:ind w:firstLine="0" w:left="0"/>
+        <w:jc w:val="left"/>
+        <w:pBdr>
+          <w:top w:val="single" w:sz="4" w:space="1" w:color="CCCCCC"/>
+          <w:left w:val="single" w:sz="4" w:space="1" w:color="CCCCCC"/>
+          <w:bottom w:val="single" w:sz="4" w:space="1" w:color="CCCCCC"/>
+          <w:right w:val="single" w:sz="4" w:space="1" w:color="CCCCCC"/>
+        </w:pBdr>
+        <w:shd w:val="clear" w:color="auto" w:fill="F5F5F5"/>
+      </w:pPr>
+      <w:r>
+        <w:rPr>
+          <w:rFonts w:ascii="Courier New" w:hAnsi="Courier New" w:cs="Courier New"/>
+          <w:rFonts w:ascii="Courier New" w:hAnsi="Courier New"/>
+          <w:sz w:val="20"/>
+        </w:rPr>
+        <w:t xml:space="preserve">    return True</w:t>
       </w:r>
     </w:p>
     <w:p>
@@ -3390,7 +4905,7 @@
           <w:rFonts w:ascii="Courier New" w:hAnsi="Courier New"/>
           <w:sz w:val="20"/>
         </w:rPr>
-        <w:t># Пример использования</w:t>
+        <w:t>async def security_middleware(request: Request, call_next):</w:t>
       </w:r>
     </w:p>
     <w:p>
@@ -3412,7 +4927,7 @@
           <w:rFonts w:ascii="Courier New" w:hAnsi="Courier New"/>
           <w:sz w:val="20"/>
         </w:rPr>
-        <w:t>hashed = hash_password("MyPassword123")</w:t>
+        <w:t xml:space="preserve">    ip = request.client.host</w:t>
       </w:r>
     </w:p>
     <w:p>
@@ -3434,7 +4949,7 @@
           <w:rFonts w:ascii="Courier New" w:hAnsi="Courier New"/>
           <w:sz w:val="20"/>
         </w:rPr>
-        <w:t>print(verify_password("MyPassword123", hashed))  # True</w:t>
+        <w:t xml:space="preserve">    if not check_rate_limit(ip):</w:t>
       </w:r>
     </w:p>
     <w:p>
@@ -3456,58 +4971,7 @@
           <w:rFonts w:ascii="Courier New" w:hAnsi="Courier New"/>
           <w:sz w:val="20"/>
         </w:rPr>
-        <w:t>print(verify_password("WrongPass", hashed))       # False</w:t>
-      </w:r>
-    </w:p>
-    <w:p>
-      <w:pPr>
-        <w:spacing w:before="40" w:after="120"/>
-        <w:ind w:firstLine="0"/>
-        <w:jc w:val="center"/>
-      </w:pPr>
-      <w:r>
-        <w:rPr>
-          <w:rFonts w:ascii="Times New Roman" w:hAnsi="Times New Roman" w:cs="Times New Roman"/>
-          <w:rFonts w:ascii="Times New Roman" w:hAnsi="Times New Roman"/>
-          <w:b w:val="0"/>
-          <w:i/>
-          <w:sz w:val="24"/>
-        </w:rPr>
-        <w:t>Рис. 3. Хэширование паролей с bcrypt</w:t>
-      </w:r>
-    </w:p>
-    <w:p>
-      <w:pPr>
-        <w:spacing w:before="160" w:after="80" w:line="360" w:lineRule="auto"/>
-        <w:ind w:firstLine="0"/>
-        <w:jc w:val="left"/>
-      </w:pPr>
-      <w:r>
-        <w:rPr>
-          <w:rFonts w:ascii="Times New Roman" w:hAnsi="Times New Roman" w:cs="Times New Roman"/>
-          <w:rFonts w:ascii="Times New Roman" w:hAnsi="Times New Roman"/>
-          <w:b/>
-          <w:i w:val="0"/>
-          <w:sz w:val="28"/>
-        </w:rPr>
-        <w:t>4d. Rate Limiting и заголовки безопасности</w:t>
-      </w:r>
-    </w:p>
-    <w:p>
-      <w:pPr>
-        <w:spacing w:before="0" w:after="0" w:line="360" w:lineRule="auto"/>
-        <w:ind w:firstLine="709"/>
-        <w:jc w:val="both"/>
-      </w:pPr>
-      <w:r>
-        <w:rPr>
-          <w:rFonts w:ascii="Times New Roman" w:hAnsi="Times New Roman" w:cs="Times New Roman"/>
-          <w:rFonts w:ascii="Times New Roman" w:hAnsi="Times New Roman"/>
-          <w:b w:val="0"/>
-          <w:i w:val="0"/>
-          <w:sz w:val="28"/>
-        </w:rPr>
-        <w:t>Реализован простой счётчик запросов в памяти: не более 60 запросов в минуту с одного IP. Middleware также добавляет заголовки безопасности:</w:t>
+        <w:t xml:space="preserve">        return JSONResponse(status_code=429, content={"detail": "Too Many Requests"})</w:t>
       </w:r>
     </w:p>
     <w:p>
@@ -3529,7 +4993,278 @@
           <w:rFonts w:ascii="Courier New" w:hAnsi="Courier New"/>
           <w:sz w:val="20"/>
         </w:rPr>
-        <w:t>import time</w:t>
+        <w:t xml:space="preserve">    response = await call_next(request)</w:t>
+      </w:r>
+    </w:p>
+    <w:p>
+      <w:pPr>
+        <w:spacing w:before="0" w:after="0" w:line="240" w:lineRule="auto"/>
+        <w:ind w:firstLine="0" w:left="0"/>
+        <w:jc w:val="left"/>
+        <w:pBdr>
+          <w:top w:val="single" w:sz="4" w:space="1" w:color="CCCCCC"/>
+          <w:left w:val="single" w:sz="4" w:space="1" w:color="CCCCCC"/>
+          <w:bottom w:val="single" w:sz="4" w:space="1" w:color="CCCCCC"/>
+          <w:right w:val="single" w:sz="4" w:space="1" w:color="CCCCCC"/>
+        </w:pBdr>
+        <w:shd w:val="clear" w:color="auto" w:fill="F5F5F5"/>
+      </w:pPr>
+      <w:r>
+        <w:rPr>
+          <w:rFonts w:ascii="Courier New" w:hAnsi="Courier New" w:cs="Courier New"/>
+          <w:rFonts w:ascii="Courier New" w:hAnsi="Courier New"/>
+          <w:sz w:val="20"/>
+        </w:rPr>
+        <w:t xml:space="preserve">    # Защитные HTTP-заголовки</w:t>
+      </w:r>
+    </w:p>
+    <w:p>
+      <w:pPr>
+        <w:spacing w:before="0" w:after="0" w:line="240" w:lineRule="auto"/>
+        <w:ind w:firstLine="0" w:left="0"/>
+        <w:jc w:val="left"/>
+        <w:pBdr>
+          <w:top w:val="single" w:sz="4" w:space="1" w:color="CCCCCC"/>
+          <w:left w:val="single" w:sz="4" w:space="1" w:color="CCCCCC"/>
+          <w:bottom w:val="single" w:sz="4" w:space="1" w:color="CCCCCC"/>
+          <w:right w:val="single" w:sz="4" w:space="1" w:color="CCCCCC"/>
+        </w:pBdr>
+        <w:shd w:val="clear" w:color="auto" w:fill="F5F5F5"/>
+      </w:pPr>
+      <w:r>
+        <w:rPr>
+          <w:rFonts w:ascii="Courier New" w:hAnsi="Courier New" w:cs="Courier New"/>
+          <w:rFonts w:ascii="Courier New" w:hAnsi="Courier New"/>
+          <w:sz w:val="20"/>
+        </w:rPr>
+        <w:t xml:space="preserve">    response.headers["X-Frame-Options"] = "DENY"</w:t>
+      </w:r>
+    </w:p>
+    <w:p>
+      <w:pPr>
+        <w:spacing w:before="0" w:after="0" w:line="240" w:lineRule="auto"/>
+        <w:ind w:firstLine="0" w:left="0"/>
+        <w:jc w:val="left"/>
+        <w:pBdr>
+          <w:top w:val="single" w:sz="4" w:space="1" w:color="CCCCCC"/>
+          <w:left w:val="single" w:sz="4" w:space="1" w:color="CCCCCC"/>
+          <w:bottom w:val="single" w:sz="4" w:space="1" w:color="CCCCCC"/>
+          <w:right w:val="single" w:sz="4" w:space="1" w:color="CCCCCC"/>
+        </w:pBdr>
+        <w:shd w:val="clear" w:color="auto" w:fill="F5F5F5"/>
+      </w:pPr>
+      <w:r>
+        <w:rPr>
+          <w:rFonts w:ascii="Courier New" w:hAnsi="Courier New" w:cs="Courier New"/>
+          <w:rFonts w:ascii="Courier New" w:hAnsi="Courier New"/>
+          <w:sz w:val="20"/>
+        </w:rPr>
+        <w:t xml:space="preserve">    response.headers["X-Content-Type-Options"] = "nosniff"</w:t>
+      </w:r>
+    </w:p>
+    <w:p>
+      <w:pPr>
+        <w:spacing w:before="0" w:after="0" w:line="240" w:lineRule="auto"/>
+        <w:ind w:firstLine="0" w:left="0"/>
+        <w:jc w:val="left"/>
+        <w:pBdr>
+          <w:top w:val="single" w:sz="4" w:space="1" w:color="CCCCCC"/>
+          <w:left w:val="single" w:sz="4" w:space="1" w:color="CCCCCC"/>
+          <w:bottom w:val="single" w:sz="4" w:space="1" w:color="CCCCCC"/>
+          <w:right w:val="single" w:sz="4" w:space="1" w:color="CCCCCC"/>
+        </w:pBdr>
+        <w:shd w:val="clear" w:color="auto" w:fill="F5F5F5"/>
+      </w:pPr>
+      <w:r>
+        <w:rPr>
+          <w:rFonts w:ascii="Courier New" w:hAnsi="Courier New" w:cs="Courier New"/>
+          <w:rFonts w:ascii="Courier New" w:hAnsi="Courier New"/>
+          <w:sz w:val="20"/>
+        </w:rPr>
+        <w:t xml:space="preserve">    response.headers["X-XSS-Protection"] = "1; mode=block"</w:t>
+      </w:r>
+    </w:p>
+    <w:p>
+      <w:pPr>
+        <w:spacing w:before="0" w:after="0" w:line="240" w:lineRule="auto"/>
+        <w:ind w:firstLine="0" w:left="0"/>
+        <w:jc w:val="left"/>
+        <w:pBdr>
+          <w:top w:val="single" w:sz="4" w:space="1" w:color="CCCCCC"/>
+          <w:left w:val="single" w:sz="4" w:space="1" w:color="CCCCCC"/>
+          <w:bottom w:val="single" w:sz="4" w:space="1" w:color="CCCCCC"/>
+          <w:right w:val="single" w:sz="4" w:space="1" w:color="CCCCCC"/>
+        </w:pBdr>
+        <w:shd w:val="clear" w:color="auto" w:fill="F5F5F5"/>
+      </w:pPr>
+      <w:r>
+        <w:rPr>
+          <w:rFonts w:ascii="Courier New" w:hAnsi="Courier New" w:cs="Courier New"/>
+          <w:rFonts w:ascii="Courier New" w:hAnsi="Courier New"/>
+          <w:sz w:val="20"/>
+        </w:rPr>
+        <w:t xml:space="preserve">    response.headers["Content-Security-Policy"] = "default-src 'self'"</w:t>
+      </w:r>
+    </w:p>
+    <w:p>
+      <w:pPr>
+        <w:spacing w:before="0" w:after="0" w:line="240" w:lineRule="auto"/>
+        <w:ind w:firstLine="0" w:left="0"/>
+        <w:jc w:val="left"/>
+        <w:pBdr>
+          <w:top w:val="single" w:sz="4" w:space="1" w:color="CCCCCC"/>
+          <w:left w:val="single" w:sz="4" w:space="1" w:color="CCCCCC"/>
+          <w:bottom w:val="single" w:sz="4" w:space="1" w:color="CCCCCC"/>
+          <w:right w:val="single" w:sz="4" w:space="1" w:color="CCCCCC"/>
+        </w:pBdr>
+        <w:shd w:val="clear" w:color="auto" w:fill="F5F5F5"/>
+      </w:pPr>
+      <w:r>
+        <w:rPr>
+          <w:rFonts w:ascii="Courier New" w:hAnsi="Courier New" w:cs="Courier New"/>
+          <w:rFonts w:ascii="Courier New" w:hAnsi="Courier New"/>
+          <w:sz w:val="20"/>
+        </w:rPr>
+        <w:t xml:space="preserve">    response.headers["Strict-Transport-Security"] = "max-age=31536000"</w:t>
+      </w:r>
+    </w:p>
+    <w:p>
+      <w:pPr>
+        <w:spacing w:before="0" w:after="0" w:line="240" w:lineRule="auto"/>
+        <w:ind w:firstLine="0" w:left="0"/>
+        <w:jc w:val="left"/>
+        <w:pBdr>
+          <w:top w:val="single" w:sz="4" w:space="1" w:color="CCCCCC"/>
+          <w:left w:val="single" w:sz="4" w:space="1" w:color="CCCCCC"/>
+          <w:bottom w:val="single" w:sz="4" w:space="1" w:color="CCCCCC"/>
+          <w:right w:val="single" w:sz="4" w:space="1" w:color="CCCCCC"/>
+        </w:pBdr>
+        <w:shd w:val="clear" w:color="auto" w:fill="F5F5F5"/>
+      </w:pPr>
+      <w:r>
+        <w:rPr>
+          <w:rFonts w:ascii="Courier New" w:hAnsi="Courier New" w:cs="Courier New"/>
+          <w:rFonts w:ascii="Courier New" w:hAnsi="Courier New"/>
+          <w:sz w:val="20"/>
+        </w:rPr>
+        <w:t xml:space="preserve">    return response</w:t>
+      </w:r>
+    </w:p>
+    <w:p>
+      <w:pPr>
+        <w:spacing w:before="40" w:after="120"/>
+        <w:ind w:firstLine="0"/>
+        <w:jc w:val="center"/>
+      </w:pPr>
+      <w:r>
+        <w:rPr>
+          <w:rFonts w:ascii="Times New Roman" w:hAnsi="Times New Roman" w:cs="Times New Roman"/>
+          <w:rFonts w:ascii="Times New Roman" w:hAnsi="Times New Roman"/>
+          <w:b w:val="0"/>
+          <w:i/>
+          <w:sz w:val="24"/>
+        </w:rPr>
+        <w:t>Рис. 4. Rate Limiting и Security Headers Middleware</w:t>
+      </w:r>
+    </w:p>
+    <w:p>
+      <w:pPr>
+        <w:spacing w:before="120" w:after="40" w:line="360" w:lineRule="auto"/>
+        <w:ind w:firstLine="709"/>
+        <w:jc w:val="left"/>
+      </w:pPr>
+      <w:r>
+        <w:rPr>
+          <w:rFonts w:ascii="Times New Roman" w:hAnsi="Times New Roman" w:cs="Times New Roman"/>
+          <w:rFonts w:ascii="Times New Roman" w:hAnsi="Times New Roman"/>
+          <w:b/>
+          <w:i/>
+          <w:sz w:val="28"/>
+        </w:rPr>
+        <w:t>Настройка CORS и точка входа приложения</w:t>
+      </w:r>
+    </w:p>
+    <w:p>
+      <w:pPr>
+        <w:spacing w:before="0" w:after="0" w:line="360" w:lineRule="auto"/>
+        <w:ind w:firstLine="709"/>
+        <w:jc w:val="both"/>
+      </w:pPr>
+      <w:r>
+        <w:rPr>
+          <w:rFonts w:ascii="Times New Roman" w:hAnsi="Times New Roman" w:cs="Times New Roman"/>
+          <w:rFonts w:ascii="Times New Roman" w:hAnsi="Times New Roman"/>
+          <w:b w:val="0"/>
+          <w:i w:val="0"/>
+          <w:sz w:val="28"/>
+        </w:rPr>
+        <w:t>CORS (Cross-Origin Resource Sharing) — механизм браузерной защиты, ограничивающий запросы к API из других доменов. В исходной реализации allow_origins=["*"] разрешал запросы с любых источников. После доработки разрешены только явно указанные trusted origins, ограничены HTTP-методы и заголовки. Все middleware подключаются централизованно в точке входа приложения:</w:t>
+      </w:r>
+    </w:p>
+    <w:p>
+      <w:pPr>
+        <w:spacing w:before="0" w:after="0" w:line="240" w:lineRule="auto"/>
+        <w:ind w:firstLine="0" w:left="0"/>
+        <w:jc w:val="left"/>
+        <w:pBdr>
+          <w:top w:val="single" w:sz="4" w:space="1" w:color="CCCCCC"/>
+          <w:left w:val="single" w:sz="4" w:space="1" w:color="CCCCCC"/>
+          <w:bottom w:val="single" w:sz="4" w:space="1" w:color="CCCCCC"/>
+          <w:right w:val="single" w:sz="4" w:space="1" w:color="CCCCCC"/>
+        </w:pBdr>
+        <w:shd w:val="clear" w:color="auto" w:fill="F5F5F5"/>
+      </w:pPr>
+      <w:r>
+        <w:rPr>
+          <w:rFonts w:ascii="Courier New" w:hAnsi="Courier New" w:cs="Courier New"/>
+          <w:rFonts w:ascii="Courier New" w:hAnsi="Courier New"/>
+          <w:sz w:val="20"/>
+        </w:rPr>
+        <w:t>from fastapi import FastAPI</w:t>
+      </w:r>
+    </w:p>
+    <w:p>
+      <w:pPr>
+        <w:spacing w:before="0" w:after="0" w:line="240" w:lineRule="auto"/>
+        <w:ind w:firstLine="0" w:left="0"/>
+        <w:jc w:val="left"/>
+        <w:pBdr>
+          <w:top w:val="single" w:sz="4" w:space="1" w:color="CCCCCC"/>
+          <w:left w:val="single" w:sz="4" w:space="1" w:color="CCCCCC"/>
+          <w:bottom w:val="single" w:sz="4" w:space="1" w:color="CCCCCC"/>
+          <w:right w:val="single" w:sz="4" w:space="1" w:color="CCCCCC"/>
+        </w:pBdr>
+        <w:shd w:val="clear" w:color="auto" w:fill="F5F5F5"/>
+      </w:pPr>
+      <w:r>
+        <w:rPr>
+          <w:rFonts w:ascii="Courier New" w:hAnsi="Courier New" w:cs="Courier New"/>
+          <w:rFonts w:ascii="Courier New" w:hAnsi="Courier New"/>
+          <w:sz w:val="20"/>
+        </w:rPr>
+        <w:t>from fastapi.middleware.cors import CORSMiddleware</w:t>
+      </w:r>
+    </w:p>
+    <w:p>
+      <w:pPr>
+        <w:spacing w:before="0" w:after="0" w:line="240" w:lineRule="auto"/>
+        <w:ind w:firstLine="0" w:left="0"/>
+        <w:jc w:val="left"/>
+        <w:pBdr>
+          <w:top w:val="single" w:sz="4" w:space="1" w:color="CCCCCC"/>
+          <w:left w:val="single" w:sz="4" w:space="1" w:color="CCCCCC"/>
+          <w:bottom w:val="single" w:sz="4" w:space="1" w:color="CCCCCC"/>
+          <w:right w:val="single" w:sz="4" w:space="1" w:color="CCCCCC"/>
+        </w:pBdr>
+        <w:shd w:val="clear" w:color="auto" w:fill="F5F5F5"/>
+      </w:pPr>
+      <w:r>
+        <w:rPr>
+          <w:rFonts w:ascii="Courier New" w:hAnsi="Courier New" w:cs="Courier New"/>
+          <w:rFonts w:ascii="Courier New" w:hAnsi="Courier New"/>
+          <w:sz w:val="20"/>
+        </w:rPr>
+        <w:t>from fastapi.middleware import Middleware</w:t>
       </w:r>
     </w:p>
     <w:p>
@@ -3573,7 +5308,7 @@
           <w:rFonts w:ascii="Courier New" w:hAnsi="Courier New"/>
           <w:sz w:val="20"/>
         </w:rPr>
-        <w:t>_request_counts: dict[str, list] = {}</w:t>
+        <w:t>ALLOWED_ORIGINS = [</w:t>
       </w:r>
     </w:p>
     <w:p>
@@ -3595,7 +5330,7 @@
           <w:rFonts w:ascii="Courier New" w:hAnsi="Courier New"/>
           <w:sz w:val="20"/>
         </w:rPr>
-        <w:t>RATE_LIMIT = 60    # запросов</w:t>
+        <w:t xml:space="preserve">    "http://localhost:3000",</w:t>
       </w:r>
     </w:p>
     <w:p>
@@ -3617,7 +5352,51 @@
           <w:rFonts w:ascii="Courier New" w:hAnsi="Courier New"/>
           <w:sz w:val="20"/>
         </w:rPr>
-        <w:t>RATE_WINDOW = 60   # в секунду</w:t>
+        <w:t xml:space="preserve">    "http://localhost:8080",</w:t>
+      </w:r>
+    </w:p>
+    <w:p>
+      <w:pPr>
+        <w:spacing w:before="0" w:after="0" w:line="240" w:lineRule="auto"/>
+        <w:ind w:firstLine="0" w:left="0"/>
+        <w:jc w:val="left"/>
+        <w:pBdr>
+          <w:top w:val="single" w:sz="4" w:space="1" w:color="CCCCCC"/>
+          <w:left w:val="single" w:sz="4" w:space="1" w:color="CCCCCC"/>
+          <w:bottom w:val="single" w:sz="4" w:space="1" w:color="CCCCCC"/>
+          <w:right w:val="single" w:sz="4" w:space="1" w:color="CCCCCC"/>
+        </w:pBdr>
+        <w:shd w:val="clear" w:color="auto" w:fill="F5F5F5"/>
+      </w:pPr>
+      <w:r>
+        <w:rPr>
+          <w:rFonts w:ascii="Courier New" w:hAnsi="Courier New" w:cs="Courier New"/>
+          <w:rFonts w:ascii="Courier New" w:hAnsi="Courier New"/>
+          <w:sz w:val="20"/>
+        </w:rPr>
+        <w:t xml:space="preserve">    "http://127.0.0.1:3000",</w:t>
+      </w:r>
+    </w:p>
+    <w:p>
+      <w:pPr>
+        <w:spacing w:before="0" w:after="0" w:line="240" w:lineRule="auto"/>
+        <w:ind w:firstLine="0" w:left="0"/>
+        <w:jc w:val="left"/>
+        <w:pBdr>
+          <w:top w:val="single" w:sz="4" w:space="1" w:color="CCCCCC"/>
+          <w:left w:val="single" w:sz="4" w:space="1" w:color="CCCCCC"/>
+          <w:bottom w:val="single" w:sz="4" w:space="1" w:color="CCCCCC"/>
+          <w:right w:val="single" w:sz="4" w:space="1" w:color="CCCCCC"/>
+        </w:pBdr>
+        <w:shd w:val="clear" w:color="auto" w:fill="F5F5F5"/>
+      </w:pPr>
+      <w:r>
+        <w:rPr>
+          <w:rFonts w:ascii="Courier New" w:hAnsi="Courier New" w:cs="Courier New"/>
+          <w:rFonts w:ascii="Courier New" w:hAnsi="Courier New"/>
+          <w:sz w:val="20"/>
+        </w:rPr>
+        <w:t>]</w:t>
       </w:r>
     </w:p>
     <w:p>
@@ -3661,7 +5440,7 @@
           <w:rFonts w:ascii="Courier New" w:hAnsi="Courier New"/>
           <w:sz w:val="20"/>
         </w:rPr>
-        <w:t>def check_rate_limit(ip: str) -&gt; bool:</w:t>
+        <w:t>app = FastAPI(</w:t>
       </w:r>
     </w:p>
     <w:p>
@@ -3683,7 +5462,7 @@
           <w:rFonts w:ascii="Courier New" w:hAnsi="Courier New"/>
           <w:sz w:val="20"/>
         </w:rPr>
-        <w:t xml:space="preserve">    now = time.time()</w:t>
+        <w:t xml:space="preserve">    title="Bookstore API (Secured)",</w:t>
       </w:r>
     </w:p>
     <w:p>
@@ -3705,7 +5484,7 @@
           <w:rFonts w:ascii="Courier New" w:hAnsi="Courier New"/>
           <w:sz w:val="20"/>
         </w:rPr>
-        <w:t xml:space="preserve">    if ip not in _request_counts:</w:t>
+        <w:t xml:space="preserve">    description="REST API для книжного магазина с механизмами безопасности.",</w:t>
       </w:r>
     </w:p>
     <w:p>
@@ -3727,7 +5506,7 @@
           <w:rFonts w:ascii="Courier New" w:hAnsi="Courier New"/>
           <w:sz w:val="20"/>
         </w:rPr>
-        <w:t xml:space="preserve">        _request_counts[ip] = []</w:t>
+        <w:t xml:space="preserve">    version="2.0.0",</w:t>
       </w:r>
     </w:p>
     <w:p>
@@ -3749,161 +5528,7 @@
           <w:rFonts w:ascii="Courier New" w:hAnsi="Courier New"/>
           <w:sz w:val="20"/>
         </w:rPr>
-        <w:t xml:space="preserve">    # Удаляем устаревшие записи</w:t>
-      </w:r>
-    </w:p>
-    <w:p>
-      <w:pPr>
-        <w:spacing w:before="0" w:after="0" w:line="240" w:lineRule="auto"/>
-        <w:ind w:firstLine="0" w:left="0"/>
-        <w:jc w:val="left"/>
-        <w:pBdr>
-          <w:top w:val="single" w:sz="4" w:space="1" w:color="CCCCCC"/>
-          <w:left w:val="single" w:sz="4" w:space="1" w:color="CCCCCC"/>
-          <w:bottom w:val="single" w:sz="4" w:space="1" w:color="CCCCCC"/>
-          <w:right w:val="single" w:sz="4" w:space="1" w:color="CCCCCC"/>
-        </w:pBdr>
-        <w:shd w:val="clear" w:color="auto" w:fill="F5F5F5"/>
-      </w:pPr>
-      <w:r>
-        <w:rPr>
-          <w:rFonts w:ascii="Courier New" w:hAnsi="Courier New" w:cs="Courier New"/>
-          <w:rFonts w:ascii="Courier New" w:hAnsi="Courier New"/>
-          <w:sz w:val="20"/>
-        </w:rPr>
-        <w:t xml:space="preserve">    _request_counts[ip] = [</w:t>
-      </w:r>
-    </w:p>
-    <w:p>
-      <w:pPr>
-        <w:spacing w:before="0" w:after="0" w:line="240" w:lineRule="auto"/>
-        <w:ind w:firstLine="0" w:left="0"/>
-        <w:jc w:val="left"/>
-        <w:pBdr>
-          <w:top w:val="single" w:sz="4" w:space="1" w:color="CCCCCC"/>
-          <w:left w:val="single" w:sz="4" w:space="1" w:color="CCCCCC"/>
-          <w:bottom w:val="single" w:sz="4" w:space="1" w:color="CCCCCC"/>
-          <w:right w:val="single" w:sz="4" w:space="1" w:color="CCCCCC"/>
-        </w:pBdr>
-        <w:shd w:val="clear" w:color="auto" w:fill="F5F5F5"/>
-      </w:pPr>
-      <w:r>
-        <w:rPr>
-          <w:rFonts w:ascii="Courier New" w:hAnsi="Courier New" w:cs="Courier New"/>
-          <w:rFonts w:ascii="Courier New" w:hAnsi="Courier New"/>
-          <w:sz w:val="20"/>
-        </w:rPr>
-        <w:t xml:space="preserve">        t for t in _request_counts[ip] if now - t &lt; RATE_WINDOW</w:t>
-      </w:r>
-    </w:p>
-    <w:p>
-      <w:pPr>
-        <w:spacing w:before="0" w:after="0" w:line="240" w:lineRule="auto"/>
-        <w:ind w:firstLine="0" w:left="0"/>
-        <w:jc w:val="left"/>
-        <w:pBdr>
-          <w:top w:val="single" w:sz="4" w:space="1" w:color="CCCCCC"/>
-          <w:left w:val="single" w:sz="4" w:space="1" w:color="CCCCCC"/>
-          <w:bottom w:val="single" w:sz="4" w:space="1" w:color="CCCCCC"/>
-          <w:right w:val="single" w:sz="4" w:space="1" w:color="CCCCCC"/>
-        </w:pBdr>
-        <w:shd w:val="clear" w:color="auto" w:fill="F5F5F5"/>
-      </w:pPr>
-      <w:r>
-        <w:rPr>
-          <w:rFonts w:ascii="Courier New" w:hAnsi="Courier New" w:cs="Courier New"/>
-          <w:rFonts w:ascii="Courier New" w:hAnsi="Courier New"/>
-          <w:sz w:val="20"/>
-        </w:rPr>
-        <w:t xml:space="preserve">    ]</w:t>
-      </w:r>
-    </w:p>
-    <w:p>
-      <w:pPr>
-        <w:spacing w:before="0" w:after="0" w:line="240" w:lineRule="auto"/>
-        <w:ind w:firstLine="0" w:left="0"/>
-        <w:jc w:val="left"/>
-        <w:pBdr>
-          <w:top w:val="single" w:sz="4" w:space="1" w:color="CCCCCC"/>
-          <w:left w:val="single" w:sz="4" w:space="1" w:color="CCCCCC"/>
-          <w:bottom w:val="single" w:sz="4" w:space="1" w:color="CCCCCC"/>
-          <w:right w:val="single" w:sz="4" w:space="1" w:color="CCCCCC"/>
-        </w:pBdr>
-        <w:shd w:val="clear" w:color="auto" w:fill="F5F5F5"/>
-      </w:pPr>
-      <w:r>
-        <w:rPr>
-          <w:rFonts w:ascii="Courier New" w:hAnsi="Courier New" w:cs="Courier New"/>
-          <w:rFonts w:ascii="Courier New" w:hAnsi="Courier New"/>
-          <w:sz w:val="20"/>
-        </w:rPr>
-        <w:t xml:space="preserve">    if len(_request_counts[ip]) &gt;= RATE_LIMIT:</w:t>
-      </w:r>
-    </w:p>
-    <w:p>
-      <w:pPr>
-        <w:spacing w:before="0" w:after="0" w:line="240" w:lineRule="auto"/>
-        <w:ind w:firstLine="0" w:left="0"/>
-        <w:jc w:val="left"/>
-        <w:pBdr>
-          <w:top w:val="single" w:sz="4" w:space="1" w:color="CCCCCC"/>
-          <w:left w:val="single" w:sz="4" w:space="1" w:color="CCCCCC"/>
-          <w:bottom w:val="single" w:sz="4" w:space="1" w:color="CCCCCC"/>
-          <w:right w:val="single" w:sz="4" w:space="1" w:color="CCCCCC"/>
-        </w:pBdr>
-        <w:shd w:val="clear" w:color="auto" w:fill="F5F5F5"/>
-      </w:pPr>
-      <w:r>
-        <w:rPr>
-          <w:rFonts w:ascii="Courier New" w:hAnsi="Courier New" w:cs="Courier New"/>
-          <w:rFonts w:ascii="Courier New" w:hAnsi="Courier New"/>
-          <w:sz w:val="20"/>
-        </w:rPr>
-        <w:t xml:space="preserve">        return False</w:t>
-      </w:r>
-    </w:p>
-    <w:p>
-      <w:pPr>
-        <w:spacing w:before="0" w:after="0" w:line="240" w:lineRule="auto"/>
-        <w:ind w:firstLine="0" w:left="0"/>
-        <w:jc w:val="left"/>
-        <w:pBdr>
-          <w:top w:val="single" w:sz="4" w:space="1" w:color="CCCCCC"/>
-          <w:left w:val="single" w:sz="4" w:space="1" w:color="CCCCCC"/>
-          <w:bottom w:val="single" w:sz="4" w:space="1" w:color="CCCCCC"/>
-          <w:right w:val="single" w:sz="4" w:space="1" w:color="CCCCCC"/>
-        </w:pBdr>
-        <w:shd w:val="clear" w:color="auto" w:fill="F5F5F5"/>
-      </w:pPr>
-      <w:r>
-        <w:rPr>
-          <w:rFonts w:ascii="Courier New" w:hAnsi="Courier New" w:cs="Courier New"/>
-          <w:rFonts w:ascii="Courier New" w:hAnsi="Courier New"/>
-          <w:sz w:val="20"/>
-        </w:rPr>
-        <w:t xml:space="preserve">    _request_counts[ip].append(now)</w:t>
-      </w:r>
-    </w:p>
-    <w:p>
-      <w:pPr>
-        <w:spacing w:before="0" w:after="0" w:line="240" w:lineRule="auto"/>
-        <w:ind w:firstLine="0" w:left="0"/>
-        <w:jc w:val="left"/>
-        <w:pBdr>
-          <w:top w:val="single" w:sz="4" w:space="1" w:color="CCCCCC"/>
-          <w:left w:val="single" w:sz="4" w:space="1" w:color="CCCCCC"/>
-          <w:bottom w:val="single" w:sz="4" w:space="1" w:color="CCCCCC"/>
-          <w:right w:val="single" w:sz="4" w:space="1" w:color="CCCCCC"/>
-        </w:pBdr>
-        <w:shd w:val="clear" w:color="auto" w:fill="F5F5F5"/>
-      </w:pPr>
-      <w:r>
-        <w:rPr>
-          <w:rFonts w:ascii="Courier New" w:hAnsi="Courier New" w:cs="Courier New"/>
-          <w:rFonts w:ascii="Courier New" w:hAnsi="Courier New"/>
-          <w:sz w:val="20"/>
-        </w:rPr>
-        <w:t xml:space="preserve">    return True</w:t>
+        <w:t>)</w:t>
       </w:r>
     </w:p>
     <w:p>
@@ -3947,7 +5572,7 @@
           <w:rFonts w:ascii="Courier New" w:hAnsi="Courier New"/>
           <w:sz w:val="20"/>
         </w:rPr>
-        <w:t># В middleware:</w:t>
+        <w:t># CORS — разрешены только доверенные источники</w:t>
       </w:r>
     </w:p>
     <w:p>
@@ -3969,7 +5594,7 @@
           <w:rFonts w:ascii="Courier New" w:hAnsi="Courier New"/>
           <w:sz w:val="20"/>
         </w:rPr>
-        <w:t>async def security_middleware(request: Request, call_next):</w:t>
+        <w:t>app.add_middleware(</w:t>
       </w:r>
     </w:p>
     <w:p>
@@ -3991,7 +5616,7 @@
           <w:rFonts w:ascii="Courier New" w:hAnsi="Courier New"/>
           <w:sz w:val="20"/>
         </w:rPr>
-        <w:t xml:space="preserve">    ip = request.client.host</w:t>
+        <w:t xml:space="preserve">    CORSMiddleware,</w:t>
       </w:r>
     </w:p>
     <w:p>
@@ -4013,7 +5638,7 @@
           <w:rFonts w:ascii="Courier New" w:hAnsi="Courier New"/>
           <w:sz w:val="20"/>
         </w:rPr>
-        <w:t xml:space="preserve">    if not check_rate_limit(ip):</w:t>
+        <w:t xml:space="preserve">    allow_origins=ALLOWED_ORIGINS,</w:t>
       </w:r>
     </w:p>
     <w:p>
@@ -4035,7 +5660,7 @@
           <w:rFonts w:ascii="Courier New" w:hAnsi="Courier New"/>
           <w:sz w:val="20"/>
         </w:rPr>
-        <w:t xml:space="preserve">        return JSONResponse(status_code=429,</w:t>
+        <w:t xml:space="preserve">    allow_credentials=False,</w:t>
       </w:r>
     </w:p>
     <w:p>
@@ -4057,7 +5682,7 @@
           <w:rFonts w:ascii="Courier New" w:hAnsi="Courier New"/>
           <w:sz w:val="20"/>
         </w:rPr>
-        <w:t xml:space="preserve">                            content={"detail": "Too Many Requests"})</w:t>
+        <w:t xml:space="preserve">    allow_methods=["GET", "POST", "PUT", "DELETE"],</w:t>
       </w:r>
     </w:p>
     <w:p>
@@ -4079,7 +5704,7 @@
           <w:rFonts w:ascii="Courier New" w:hAnsi="Courier New"/>
           <w:sz w:val="20"/>
         </w:rPr>
-        <w:t xml:space="preserve">    response = await call_next(request)</w:t>
+        <w:t xml:space="preserve">    allow_headers=["Authorization", "Content-Type"],</w:t>
       </w:r>
     </w:p>
     <w:p>
@@ -4101,7 +5726,7 @@
           <w:rFonts w:ascii="Courier New" w:hAnsi="Courier New"/>
           <w:sz w:val="20"/>
         </w:rPr>
-        <w:t xml:space="preserve">    response.headers["X-Frame-Options"] = "DENY"</w:t>
+        <w:t>)</w:t>
       </w:r>
     </w:p>
     <w:p>
@@ -4123,7 +5748,7 @@
           <w:rFonts w:ascii="Courier New" w:hAnsi="Courier New"/>
           <w:sz w:val="20"/>
         </w:rPr>
-        <w:t xml:space="preserve">    response.headers["X-Content-Type-Options"] = "nosniff"</w:t>
+        <w:t xml:space="preserve"> </w:t>
       </w:r>
     </w:p>
     <w:p>
@@ -4145,7 +5770,7 @@
           <w:rFonts w:ascii="Courier New" w:hAnsi="Courier New"/>
           <w:sz w:val="20"/>
         </w:rPr>
-        <w:t xml:space="preserve">    response.headers["X-XSS-Protection"] = "1; mode=block"</w:t>
+        <w:t># Security middleware (Rate Limiting + Security Headers)</w:t>
       </w:r>
     </w:p>
     <w:p>
@@ -4167,7 +5792,117 @@
           <w:rFonts w:ascii="Courier New" w:hAnsi="Courier New"/>
           <w:sz w:val="20"/>
         </w:rPr>
-        <w:t xml:space="preserve">    return response</w:t>
+        <w:t>app.middleware("http")(security_middleware)</w:t>
+      </w:r>
+    </w:p>
+    <w:p>
+      <w:pPr>
+        <w:spacing w:before="0" w:after="0" w:line="240" w:lineRule="auto"/>
+        <w:ind w:firstLine="0" w:left="0"/>
+        <w:jc w:val="left"/>
+        <w:pBdr>
+          <w:top w:val="single" w:sz="4" w:space="1" w:color="CCCCCC"/>
+          <w:left w:val="single" w:sz="4" w:space="1" w:color="CCCCCC"/>
+          <w:bottom w:val="single" w:sz="4" w:space="1" w:color="CCCCCC"/>
+          <w:right w:val="single" w:sz="4" w:space="1" w:color="CCCCCC"/>
+        </w:pBdr>
+        <w:shd w:val="clear" w:color="auto" w:fill="F5F5F5"/>
+      </w:pPr>
+      <w:r>
+        <w:rPr>
+          <w:rFonts w:ascii="Courier New" w:hAnsi="Courier New" w:cs="Courier New"/>
+          <w:rFonts w:ascii="Courier New" w:hAnsi="Courier New"/>
+          <w:sz w:val="20"/>
+        </w:rPr>
+        <w:t xml:space="preserve"> </w:t>
+      </w:r>
+    </w:p>
+    <w:p>
+      <w:pPr>
+        <w:spacing w:before="0" w:after="0" w:line="240" w:lineRule="auto"/>
+        <w:ind w:firstLine="0" w:left="0"/>
+        <w:jc w:val="left"/>
+        <w:pBdr>
+          <w:top w:val="single" w:sz="4" w:space="1" w:color="CCCCCC"/>
+          <w:left w:val="single" w:sz="4" w:space="1" w:color="CCCCCC"/>
+          <w:bottom w:val="single" w:sz="4" w:space="1" w:color="CCCCCC"/>
+          <w:right w:val="single" w:sz="4" w:space="1" w:color="CCCCCC"/>
+        </w:pBdr>
+        <w:shd w:val="clear" w:color="auto" w:fill="F5F5F5"/>
+      </w:pPr>
+      <w:r>
+        <w:rPr>
+          <w:rFonts w:ascii="Courier New" w:hAnsi="Courier New" w:cs="Courier New"/>
+          <w:rFonts w:ascii="Courier New" w:hAnsi="Courier New"/>
+          <w:sz w:val="20"/>
+        </w:rPr>
+        <w:t>app.include_router(auth_router)</w:t>
+      </w:r>
+    </w:p>
+    <w:p>
+      <w:pPr>
+        <w:spacing w:before="0" w:after="0" w:line="240" w:lineRule="auto"/>
+        <w:ind w:firstLine="0" w:left="0"/>
+        <w:jc w:val="left"/>
+        <w:pBdr>
+          <w:top w:val="single" w:sz="4" w:space="1" w:color="CCCCCC"/>
+          <w:left w:val="single" w:sz="4" w:space="1" w:color="CCCCCC"/>
+          <w:bottom w:val="single" w:sz="4" w:space="1" w:color="CCCCCC"/>
+          <w:right w:val="single" w:sz="4" w:space="1" w:color="CCCCCC"/>
+        </w:pBdr>
+        <w:shd w:val="clear" w:color="auto" w:fill="F5F5F5"/>
+      </w:pPr>
+      <w:r>
+        <w:rPr>
+          <w:rFonts w:ascii="Courier New" w:hAnsi="Courier New" w:cs="Courier New"/>
+          <w:rFonts w:ascii="Courier New" w:hAnsi="Courier New"/>
+          <w:sz w:val="20"/>
+        </w:rPr>
+        <w:t>app.include_router(books_router)</w:t>
+      </w:r>
+    </w:p>
+    <w:p>
+      <w:pPr>
+        <w:spacing w:before="0" w:after="0" w:line="240" w:lineRule="auto"/>
+        <w:ind w:firstLine="0" w:left="0"/>
+        <w:jc w:val="left"/>
+        <w:pBdr>
+          <w:top w:val="single" w:sz="4" w:space="1" w:color="CCCCCC"/>
+          <w:left w:val="single" w:sz="4" w:space="1" w:color="CCCCCC"/>
+          <w:bottom w:val="single" w:sz="4" w:space="1" w:color="CCCCCC"/>
+          <w:right w:val="single" w:sz="4" w:space="1" w:color="CCCCCC"/>
+        </w:pBdr>
+        <w:shd w:val="clear" w:color="auto" w:fill="F5F5F5"/>
+      </w:pPr>
+      <w:r>
+        <w:rPr>
+          <w:rFonts w:ascii="Courier New" w:hAnsi="Courier New" w:cs="Courier New"/>
+          <w:rFonts w:ascii="Courier New" w:hAnsi="Courier New"/>
+          <w:sz w:val="20"/>
+        </w:rPr>
+        <w:t>app.include_router(categories_router)</w:t>
+      </w:r>
+    </w:p>
+    <w:p>
+      <w:pPr>
+        <w:spacing w:before="0" w:after="0" w:line="240" w:lineRule="auto"/>
+        <w:ind w:firstLine="0" w:left="0"/>
+        <w:jc w:val="left"/>
+        <w:pBdr>
+          <w:top w:val="single" w:sz="4" w:space="1" w:color="CCCCCC"/>
+          <w:left w:val="single" w:sz="4" w:space="1" w:color="CCCCCC"/>
+          <w:bottom w:val="single" w:sz="4" w:space="1" w:color="CCCCCC"/>
+          <w:right w:val="single" w:sz="4" w:space="1" w:color="CCCCCC"/>
+        </w:pBdr>
+        <w:shd w:val="clear" w:color="auto" w:fill="F5F5F5"/>
+      </w:pPr>
+      <w:r>
+        <w:rPr>
+          <w:rFonts w:ascii="Courier New" w:hAnsi="Courier New" w:cs="Courier New"/>
+          <w:rFonts w:ascii="Courier New" w:hAnsi="Courier New"/>
+          <w:sz w:val="20"/>
+        </w:rPr>
+        <w:t>app.include_router(orders_router)</w:t>
       </w:r>
     </w:p>
     <w:p>
@@ -4184,7 +5919,7 @@
           <w:i/>
           <w:sz w:val="24"/>
         </w:rPr>
-        <w:t>Рис. 4. Rate Limiting и Security Headers в middleware</w:t>
+        <w:t>Рис. 5. Настройка CORS и сборка защищённого приложения</w:t>
       </w:r>
     </w:p>
     <w:p>
@@ -4201,7 +5936,7 @@
           <w:i w:val="0"/>
           <w:sz w:val="28"/>
         </w:rPr>
-        <w:t>4e. CORS и валидация Pydantic</w:t>
+        <w:t>Тестирование и верификация механизмов безопасности</w:t>
       </w:r>
     </w:p>
     <w:p>
@@ -4218,7 +5953,262 @@
           <w:i w:val="0"/>
           <w:sz w:val="28"/>
         </w:rPr>
-        <w:t>CORS настроен строго: разрешены только конкретные origins (localhost:3000, localhost:8080), методы и заголовки. Pydantic-модели расширены field_validator для защиты от XSS (запрет тегов &lt;script&gt;, javascript: и др.) и строгой валидации паролей (обязательные заглавная буква и цифра).</w:t>
+        <w:t>Проверка работоспособности внедрённых механизмов безопасности проводилась через встроенный интерфейс Swagger UI (http://localhost:8001/docs) и анализ HTTP-ответов.</w:t>
+      </w:r>
+    </w:p>
+    <w:p>
+      <w:pPr>
+        <w:spacing w:before="120" w:after="40" w:line="360" w:lineRule="auto"/>
+        <w:ind w:firstLine="709"/>
+        <w:jc w:val="left"/>
+      </w:pPr>
+      <w:r>
+        <w:rPr>
+          <w:rFonts w:ascii="Times New Roman" w:hAnsi="Times New Roman" w:cs="Times New Roman"/>
+          <w:rFonts w:ascii="Times New Roman" w:hAnsi="Times New Roman"/>
+          <w:b/>
+          <w:i/>
+          <w:sz w:val="28"/>
+        </w:rPr>
+        <w:t>Проверка аутентификации по JWT</w:t>
+      </w:r>
+    </w:p>
+    <w:p>
+      <w:pPr>
+        <w:spacing w:before="0" w:after="0" w:line="360" w:lineRule="auto"/>
+        <w:ind w:firstLine="709"/>
+        <w:jc w:val="both"/>
+      </w:pPr>
+      <w:r>
+        <w:rPr>
+          <w:rFonts w:ascii="Times New Roman" w:hAnsi="Times New Roman" w:cs="Times New Roman"/>
+          <w:rFonts w:ascii="Times New Roman" w:hAnsi="Times New Roman"/>
+          <w:b w:val="0"/>
+          <w:i w:val="0"/>
+          <w:sz w:val="28"/>
+        </w:rPr>
+        <w:t>На первом этапе выполнен запрос к защищённому эндпоинту POST /books/ без передачи токена авторизации. Сервер вернул статус 401 Unauthorized с сообщением «Not authenticated». Затем выполнен запрос с некорректным токеном — сервер корректно отклонил запрос с детальным описанием ошибки. После успешной аутентификации через POST /auth/token с корректными учётными данными получен JWT-токен.</w:t>
+      </w:r>
+    </w:p>
+    <w:p>
+      <w:pPr>
+        <w:spacing w:before="40" w:after="120"/>
+        <w:ind w:firstLine="0"/>
+        <w:jc w:val="center"/>
+      </w:pPr>
+      <w:r>
+        <w:rPr>
+          <w:rFonts w:ascii="Times New Roman" w:hAnsi="Times New Roman" w:cs="Times New Roman"/>
+          <w:rFonts w:ascii="Times New Roman" w:hAnsi="Times New Roman"/>
+          <w:b w:val="0"/>
+          <w:i/>
+          <w:sz w:val="24"/>
+        </w:rPr>
+        <w:t>Рис. 6. Проверка JWT: 401 без токена и 401 с неверным токеном</w:t>
+      </w:r>
+    </w:p>
+    <w:p>
+      <w:pPr>
+        <w:spacing w:before="120" w:after="40" w:line="360" w:lineRule="auto"/>
+        <w:ind w:firstLine="709"/>
+        <w:jc w:val="left"/>
+      </w:pPr>
+      <w:r>
+        <w:rPr>
+          <w:rFonts w:ascii="Times New Roman" w:hAnsi="Times New Roman" w:cs="Times New Roman"/>
+          <w:rFonts w:ascii="Times New Roman" w:hAnsi="Times New Roman"/>
+          <w:b/>
+          <w:i/>
+          <w:sz w:val="28"/>
+        </w:rPr>
+        <w:t>Проверка ролевого разграничения доступа (RBAC)</w:t>
+      </w:r>
+    </w:p>
+    <w:p>
+      <w:pPr>
+        <w:spacing w:before="0" w:after="0" w:line="360" w:lineRule="auto"/>
+        <w:ind w:firstLine="709"/>
+        <w:jc w:val="both"/>
+      </w:pPr>
+      <w:r>
+        <w:rPr>
+          <w:rFonts w:ascii="Times New Roman" w:hAnsi="Times New Roman" w:cs="Times New Roman"/>
+          <w:rFonts w:ascii="Times New Roman" w:hAnsi="Times New Roman"/>
+          <w:b w:val="0"/>
+          <w:i w:val="0"/>
+          <w:sz w:val="28"/>
+        </w:rPr>
+        <w:t>Для тестирования RBAC выполнен POST /books/ с токеном пользователя с ролью user. Сервер вернул статус 403 Forbidden. Аналогичный запрос с токеном администратора (role=admin) завершился успешно — статус 201 Created, книга добавлена. DELETE /books/{id} с токеном user также вернул 403 Forbidden, что подтверждает корректность реализации принципа наименьших привилегий.</w:t>
+      </w:r>
+    </w:p>
+    <w:p>
+      <w:pPr>
+        <w:spacing w:before="40" w:after="120"/>
+        <w:ind w:firstLine="0"/>
+        <w:jc w:val="center"/>
+      </w:pPr>
+      <w:r>
+        <w:rPr>
+          <w:rFonts w:ascii="Times New Roman" w:hAnsi="Times New Roman" w:cs="Times New Roman"/>
+          <w:rFonts w:ascii="Times New Roman" w:hAnsi="Times New Roman"/>
+          <w:b w:val="0"/>
+          <w:i/>
+          <w:sz w:val="24"/>
+        </w:rPr>
+        <w:t>Рис. 7. Проверка RBAC: 403 для user и 201 для admin</w:t>
+      </w:r>
+    </w:p>
+    <w:p>
+      <w:pPr>
+        <w:spacing w:before="120" w:after="40" w:line="360" w:lineRule="auto"/>
+        <w:ind w:firstLine="709"/>
+        <w:jc w:val="left"/>
+      </w:pPr>
+      <w:r>
+        <w:rPr>
+          <w:rFonts w:ascii="Times New Roman" w:hAnsi="Times New Roman" w:cs="Times New Roman"/>
+          <w:rFonts w:ascii="Times New Roman" w:hAnsi="Times New Roman"/>
+          <w:b/>
+          <w:i/>
+          <w:sz w:val="28"/>
+        </w:rPr>
+        <w:t>Проверка санитизации ввода (защита от XSS)</w:t>
+      </w:r>
+    </w:p>
+    <w:p>
+      <w:pPr>
+        <w:spacing w:before="0" w:after="0" w:line="360" w:lineRule="auto"/>
+        <w:ind w:firstLine="709"/>
+        <w:jc w:val="both"/>
+      </w:pPr>
+      <w:r>
+        <w:rPr>
+          <w:rFonts w:ascii="Times New Roman" w:hAnsi="Times New Roman" w:cs="Times New Roman"/>
+          <w:rFonts w:ascii="Times New Roman" w:hAnsi="Times New Roman"/>
+          <w:b w:val="0"/>
+          <w:i w:val="0"/>
+          <w:sz w:val="28"/>
+        </w:rPr>
+        <w:t>Для проверки защиты от межсайтового скриптинга (Stored XSS) выполнен POST /books/ с внедрением HTML и JavaScript в поле title: «&lt;script&gt;alert('XSS')&lt;/script&gt;Книга». После обработки BeforeValidator тег &lt;script&gt; был удалён, в базе сохранилось только «Книга» — вредоносный код не прошёл в хранилище. Сервер вернул 201 Created с уже очищенными данными.</w:t>
+      </w:r>
+    </w:p>
+    <w:p>
+      <w:pPr>
+        <w:spacing w:before="40" w:after="120"/>
+        <w:ind w:firstLine="0"/>
+        <w:jc w:val="center"/>
+      </w:pPr>
+      <w:r>
+        <w:rPr>
+          <w:rFonts w:ascii="Times New Roman" w:hAnsi="Times New Roman" w:cs="Times New Roman"/>
+          <w:rFonts w:ascii="Times New Roman" w:hAnsi="Times New Roman"/>
+          <w:b w:val="0"/>
+          <w:i/>
+          <w:sz w:val="24"/>
+        </w:rPr>
+        <w:t>Рис. 8. Санитизация: XSS-тег удалён перед сохранением</w:t>
+      </w:r>
+    </w:p>
+    <w:p>
+      <w:pPr>
+        <w:spacing w:before="120" w:after="40" w:line="360" w:lineRule="auto"/>
+        <w:ind w:firstLine="709"/>
+        <w:jc w:val="left"/>
+      </w:pPr>
+      <w:r>
+        <w:rPr>
+          <w:rFonts w:ascii="Times New Roman" w:hAnsi="Times New Roman" w:cs="Times New Roman"/>
+          <w:rFonts w:ascii="Times New Roman" w:hAnsi="Times New Roman"/>
+          <w:b/>
+          <w:i/>
+          <w:sz w:val="28"/>
+        </w:rPr>
+        <w:t>Проверка Rate Limiting и заголовков безопасности</w:t>
+      </w:r>
+    </w:p>
+    <w:p>
+      <w:pPr>
+        <w:spacing w:before="0" w:after="0" w:line="360" w:lineRule="auto"/>
+        <w:ind w:firstLine="709"/>
+        <w:jc w:val="both"/>
+      </w:pPr>
+      <w:r>
+        <w:rPr>
+          <w:rFonts w:ascii="Times New Roman" w:hAnsi="Times New Roman" w:cs="Times New Roman"/>
+          <w:rFonts w:ascii="Times New Roman" w:hAnsi="Times New Roman"/>
+          <w:b w:val="0"/>
+          <w:i w:val="0"/>
+          <w:sz w:val="28"/>
+        </w:rPr>
+        <w:t>Для проверки Rate Limiting отправлено 65 последовательных GET /books/ запросов с одного IP. Первые 60 запросов выполнены успешно (статус 200). Начиная с 61-го запроса сервер возвращал 429 Too Many Requests. После истечения 60-секундного окна запросы снова принимались. Анализ заголовков ответа подтвердил наличие всех защитных заголовков: X-Frame-Options: DENY, X-Content-Type-Options: nosniff, Content-Security-Policy: default-src 'self', X-XSS-Protection: 1; mode=block.</w:t>
+      </w:r>
+    </w:p>
+    <w:p>
+      <w:pPr>
+        <w:spacing w:before="40" w:after="120"/>
+        <w:ind w:firstLine="0"/>
+        <w:jc w:val="center"/>
+      </w:pPr>
+      <w:r>
+        <w:rPr>
+          <w:rFonts w:ascii="Times New Roman" w:hAnsi="Times New Roman" w:cs="Times New Roman"/>
+          <w:rFonts w:ascii="Times New Roman" w:hAnsi="Times New Roman"/>
+          <w:b w:val="0"/>
+          <w:i/>
+          <w:sz w:val="24"/>
+        </w:rPr>
+        <w:t>Рис. 9. Rate Limiting: 429 при превышении лимита и проверка заголовков</w:t>
+      </w:r>
+    </w:p>
+    <w:p>
+      <w:pPr>
+        <w:spacing w:before="120" w:after="40" w:line="360" w:lineRule="auto"/>
+        <w:ind w:firstLine="709"/>
+        <w:jc w:val="left"/>
+      </w:pPr>
+      <w:r>
+        <w:rPr>
+          <w:rFonts w:ascii="Times New Roman" w:hAnsi="Times New Roman" w:cs="Times New Roman"/>
+          <w:rFonts w:ascii="Times New Roman" w:hAnsi="Times New Roman"/>
+          <w:b/>
+          <w:i/>
+          <w:sz w:val="28"/>
+        </w:rPr>
+        <w:t>Проверка валидации паролей</w:t>
+      </w:r>
+    </w:p>
+    <w:p>
+      <w:pPr>
+        <w:spacing w:before="0" w:after="0" w:line="360" w:lineRule="auto"/>
+        <w:ind w:firstLine="709"/>
+        <w:jc w:val="both"/>
+      </w:pPr>
+      <w:r>
+        <w:rPr>
+          <w:rFonts w:ascii="Times New Roman" w:hAnsi="Times New Roman" w:cs="Times New Roman"/>
+          <w:rFonts w:ascii="Times New Roman" w:hAnsi="Times New Roman"/>
+          <w:b w:val="0"/>
+          <w:i w:val="0"/>
+          <w:sz w:val="28"/>
+        </w:rPr>
+        <w:t>Выполнен POST /auth/register с паролем, не содержащим заглавных букв («password123»). Сервер вернул 422 Unprocessable Entity с сообщением «Пароль должен содержать хотя бы одну заглавную букву». При отправке пароля без цифр — аналогичная ошибка. Корректный пароль («Password123») принят успешно.</w:t>
+      </w:r>
+    </w:p>
+    <w:p>
+      <w:pPr>
+        <w:spacing w:before="40" w:after="120"/>
+        <w:ind w:firstLine="0"/>
+        <w:jc w:val="center"/>
+      </w:pPr>
+      <w:r>
+        <w:rPr>
+          <w:rFonts w:ascii="Times New Roman" w:hAnsi="Times New Roman" w:cs="Times New Roman"/>
+          <w:rFonts w:ascii="Times New Roman" w:hAnsi="Times New Roman"/>
+          <w:b w:val="0"/>
+          <w:i/>
+          <w:sz w:val="24"/>
+        </w:rPr>
+        <w:t>Рис. 10. Валидация пароля: 422 при несоответствии требованиям</w:t>
       </w:r>
     </w:p>
     <w:p>
@@ -4235,7 +6225,7 @@
           <w:i w:val="0"/>
           <w:sz w:val="28"/>
         </w:rPr>
-        <w:t>5. Тестирование</w:t>
+        <w:t>Вывод</w:t>
       </w:r>
     </w:p>
     <w:p>
@@ -4252,14 +6242,14 @@
           <w:i w:val="0"/>
           <w:sz w:val="28"/>
         </w:rPr>
-        <w:t>Тестирование проводилось через Swagger UI (http://localhost:8001/docs). Сценарии тестирования:</w:t>
+        <w:t>В ходе выполнения лабораторной работы проведён анализ 10 категорий уязвимостей исходного API (ЛР №6) в соответствии с классификацией OWASP Top 10 и реализован комплекс из восьми защитных механизмов: санитизация строковых полей (BeforeValidator), валидация паролей по сложности, JWT-аутентификация на базе HMAC-HS256, ролевое разграничение доступа (admin/user), хеширование паролей bcrypt, ограничение частоты запросов (Rate Limiting), защитные HTTP-заголовки и строгая настройка CORS.</w:t>
       </w:r>
     </w:p>
     <w:p>
       <w:pPr>
-        <w:spacing w:line="360" w:lineRule="auto"/>
-        <w:ind w:firstLine="0" w:left="709"/>
-        <w:jc w:val="left"/>
+        <w:spacing w:before="0" w:after="0" w:line="360" w:lineRule="auto"/>
+        <w:ind w:firstLine="709"/>
+        <w:jc w:val="both"/>
       </w:pPr>
       <w:r>
         <w:rPr>
@@ -4269,14 +6259,14 @@
           <w:i w:val="0"/>
           <w:sz w:val="28"/>
         </w:rPr>
-        <w:t>— Попытка обратиться к GET /books/ без токена → 401 Unauthorized;</w:t>
+        <w:t>Практическое тестирование подтвердило эффективность каждого механизма: JWT корректно возвращал 401 при отсутствии или некорректности токена, RBAC ограничивал доступ по ролям (403 для user при попытке записи), BeforeValidator удалял XSS-теги из входных данных до их сохранения, Rate Limiting возвращал 429 при превышении лимита, заголовки безопасности присутствовали в каждом ответе сервера. Архитектура «defence in depth» обеспечивает многоуровневую защиту: каждый механизм перекрывает уязвимости, пропущенные другими уровнями.</w:t>
       </w:r>
     </w:p>
     <w:p>
       <w:pPr>
-        <w:spacing w:line="360" w:lineRule="auto"/>
-        <w:ind w:firstLine="0" w:left="709"/>
-        <w:jc w:val="left"/>
+        <w:spacing w:before="0" w:after="0" w:line="360" w:lineRule="auto"/>
+        <w:ind w:firstLine="709"/>
+        <w:jc w:val="both"/>
       </w:pPr>
       <w:r>
         <w:rPr>
@@ -4286,194 +6276,7 @@
           <w:i w:val="0"/>
           <w:sz w:val="28"/>
         </w:rPr>
-        <w:t>— POST /auth/token с неверным паролем → 401 Unauthorized;</w:t>
-      </w:r>
-    </w:p>
-    <w:p>
-      <w:pPr>
-        <w:spacing w:line="360" w:lineRule="auto"/>
-        <w:ind w:firstLine="0" w:left="709"/>
-        <w:jc w:val="left"/>
-      </w:pPr>
-      <w:r>
-        <w:rPr>
-          <w:rFonts w:ascii="Times New Roman" w:hAnsi="Times New Roman" w:cs="Times New Roman"/>
-          <w:rFonts w:ascii="Times New Roman" w:hAnsi="Times New Roman"/>
-          <w:b w:val="0"/>
-          <w:i w:val="0"/>
-          <w:sz w:val="28"/>
-        </w:rPr>
-        <w:t>— POST /auth/token с верными данными admin → 200, получены access_token и refresh_token;</w:t>
-      </w:r>
-    </w:p>
-    <w:p>
-      <w:pPr>
-        <w:spacing w:line="360" w:lineRule="auto"/>
-        <w:ind w:firstLine="0" w:left="709"/>
-        <w:jc w:val="left"/>
-      </w:pPr>
-      <w:r>
-        <w:rPr>
-          <w:rFonts w:ascii="Times New Roman" w:hAnsi="Times New Roman" w:cs="Times New Roman"/>
-          <w:rFonts w:ascii="Times New Roman" w:hAnsi="Times New Roman"/>
-          <w:b w:val="0"/>
-          <w:i w:val="0"/>
-          <w:sz w:val="28"/>
-        </w:rPr>
-        <w:t>— GET /books/ с токеном admin → 200, список книг;</w:t>
-      </w:r>
-    </w:p>
-    <w:p>
-      <w:pPr>
-        <w:spacing w:line="360" w:lineRule="auto"/>
-        <w:ind w:firstLine="0" w:left="709"/>
-        <w:jc w:val="left"/>
-      </w:pPr>
-      <w:r>
-        <w:rPr>
-          <w:rFonts w:ascii="Times New Roman" w:hAnsi="Times New Roman" w:cs="Times New Roman"/>
-          <w:rFonts w:ascii="Times New Roman" w:hAnsi="Times New Roman"/>
-          <w:b w:val="0"/>
-          <w:i w:val="0"/>
-          <w:sz w:val="28"/>
-        </w:rPr>
-        <w:t>— POST /books/ с токеном обычного user → 403 Forbidden;</w:t>
-      </w:r>
-    </w:p>
-    <w:p>
-      <w:pPr>
-        <w:spacing w:line="360" w:lineRule="auto"/>
-        <w:ind w:firstLine="0" w:left="709"/>
-        <w:jc w:val="left"/>
-      </w:pPr>
-      <w:r>
-        <w:rPr>
-          <w:rFonts w:ascii="Times New Roman" w:hAnsi="Times New Roman" w:cs="Times New Roman"/>
-          <w:rFonts w:ascii="Times New Roman" w:hAnsi="Times New Roman"/>
-          <w:b w:val="0"/>
-          <w:i w:val="0"/>
-          <w:sz w:val="28"/>
-        </w:rPr>
-        <w:t>— POST /books/ с токеном admin → 201 Created, книга добавлена;</w:t>
-      </w:r>
-    </w:p>
-    <w:p>
-      <w:pPr>
-        <w:spacing w:line="360" w:lineRule="auto"/>
-        <w:ind w:firstLine="0" w:left="709"/>
-        <w:jc w:val="left"/>
-      </w:pPr>
-      <w:r>
-        <w:rPr>
-          <w:rFonts w:ascii="Times New Roman" w:hAnsi="Times New Roman" w:cs="Times New Roman"/>
-          <w:rFonts w:ascii="Times New Roman" w:hAnsi="Times New Roman"/>
-          <w:b w:val="0"/>
-          <w:i w:val="0"/>
-          <w:sz w:val="28"/>
-        </w:rPr>
-        <w:t>— DELETE /books/{id} с токеном user → 403 Forbidden;</w:t>
-      </w:r>
-    </w:p>
-    <w:p>
-      <w:pPr>
-        <w:spacing w:line="360" w:lineRule="auto"/>
-        <w:ind w:firstLine="0" w:left="709"/>
-        <w:jc w:val="left"/>
-      </w:pPr>
-      <w:r>
-        <w:rPr>
-          <w:rFonts w:ascii="Times New Roman" w:hAnsi="Times New Roman" w:cs="Times New Roman"/>
-          <w:rFonts w:ascii="Times New Roman" w:hAnsi="Times New Roman"/>
-          <w:b w:val="0"/>
-          <w:i w:val="0"/>
-          <w:sz w:val="28"/>
-        </w:rPr>
-        <w:t>— Отправка 65 запросов за 1 минуту → первые 60 успешны, 61-й → 429 Too Many Requests;</w:t>
-      </w:r>
-    </w:p>
-    <w:p>
-      <w:pPr>
-        <w:spacing w:line="360" w:lineRule="auto"/>
-        <w:ind w:firstLine="0" w:left="709"/>
-        <w:jc w:val="left"/>
-      </w:pPr>
-      <w:r>
-        <w:rPr>
-          <w:rFonts w:ascii="Times New Roman" w:hAnsi="Times New Roman" w:cs="Times New Roman"/>
-          <w:rFonts w:ascii="Times New Roman" w:hAnsi="Times New Roman"/>
-          <w:b w:val="0"/>
-          <w:i w:val="0"/>
-          <w:sz w:val="28"/>
-        </w:rPr>
-        <w:t>— Проверка заголовков ответа: X-Frame-Options: DENY присутствует;</w:t>
-      </w:r>
-    </w:p>
-    <w:p>
-      <w:pPr>
-        <w:spacing w:line="360" w:lineRule="auto"/>
-        <w:ind w:firstLine="0" w:left="709"/>
-        <w:jc w:val="left"/>
-      </w:pPr>
-      <w:r>
-        <w:rPr>
-          <w:rFonts w:ascii="Times New Roman" w:hAnsi="Times New Roman" w:cs="Times New Roman"/>
-          <w:rFonts w:ascii="Times New Roman" w:hAnsi="Times New Roman"/>
-          <w:b w:val="0"/>
-          <w:i w:val="0"/>
-          <w:sz w:val="28"/>
-        </w:rPr>
-        <w:t>— POST /auth/register с паролем без заглавных букв → 422 Validation Error.</w:t>
-      </w:r>
-    </w:p>
-    <w:p>
-      <w:pPr>
-        <w:spacing w:before="160" w:after="80" w:line="360" w:lineRule="auto"/>
-        <w:ind w:firstLine="0"/>
-        <w:jc w:val="left"/>
-      </w:pPr>
-      <w:r>
-        <w:rPr>
-          <w:rFonts w:ascii="Times New Roman" w:hAnsi="Times New Roman" w:cs="Times New Roman"/>
-          <w:rFonts w:ascii="Times New Roman" w:hAnsi="Times New Roman"/>
-          <w:b/>
-          <w:i w:val="0"/>
-          <w:sz w:val="28"/>
-        </w:rPr>
-        <w:t>6. Вывод</w:t>
-      </w:r>
-    </w:p>
-    <w:p>
-      <w:pPr>
-        <w:spacing w:before="0" w:after="0" w:line="360" w:lineRule="auto"/>
-        <w:ind w:firstLine="709"/>
-        <w:jc w:val="both"/>
-      </w:pPr>
-      <w:r>
-        <w:rPr>
-          <w:rFonts w:ascii="Times New Roman" w:hAnsi="Times New Roman" w:cs="Times New Roman"/>
-          <w:rFonts w:ascii="Times New Roman" w:hAnsi="Times New Roman"/>
-          <w:b w:val="0"/>
-          <w:i w:val="0"/>
-          <w:sz w:val="28"/>
-        </w:rPr>
-        <w:t>В ходе выполнения лабораторной работы проведён анализ 10 категорий уязвимостей исходного API (ЛР №6) и реализован комплекс защитных мер: JWT-аутентификация на основе HMAC-HS256, ролевое разграничение доступа (admin/user), хэширование паролей bcrypt, ограничение частоты запросов, заголовки безопасности HTTP и строгая настройка CORS.</w:t>
-      </w:r>
-    </w:p>
-    <w:p>
-      <w:pPr>
-        <w:spacing w:before="0" w:after="0" w:line="360" w:lineRule="auto"/>
-        <w:ind w:firstLine="709"/>
-        <w:jc w:val="both"/>
-      </w:pPr>
-      <w:r>
-        <w:rPr>
-          <w:rFonts w:ascii="Times New Roman" w:hAnsi="Times New Roman" w:cs="Times New Roman"/>
-          <w:rFonts w:ascii="Times New Roman" w:hAnsi="Times New Roman"/>
-          <w:b w:val="0"/>
-          <w:i w:val="0"/>
-          <w:sz w:val="28"/>
-        </w:rPr>
-        <w:t>Реализованные механизмы защиты соответствуют рекомендациям OWASP Top 10. Использование JWT позволяет строить stateless-аутентификацию, bcrypt обеспечивает устойчивость к атакам перебора паролей, а rate limiting защищает от DoS-атак. Полученные навыки анализа и устранения уязвимостей являются необходимой компетенцией специалиста по информационной безопасности.</w:t>
+        <w:t>Полученные навыки анализа уязвимостей и реализации защитных механизмов являются необходимой компетенцией специалиста по информационной безопасности. Использование JWT позволяет строить stateless-аутентификацию без хранения сессий на сервере, bcrypt обеспечивает устойчивость к атакам перебора паролей, а Pydantic BeforeValidator минимизирует риск XSS на уровне входных данных, не требуя изменения бизнес-логики приложения.</w:t>
       </w:r>
     </w:p>
     <w:sectPr>
